--- a/1. AGREEMENT/1. General-Purpose Contract/Master Agreement for License of the Thought Formalization Procedure Right and the Complete Definition System.docx
+++ b/1. AGREEMENT/1. General-Purpose Contract/Master Agreement for License of the Thought Formalization Procedure Right and the Complete Definition System.docx
@@ -11,16 +11,16 @@
           <w:szCs w:val="20"/>
         </w:rPr>
       </w:pPr>
-      <w:bookmarkStart w:id="0" w:name="OLE_LINK1"/>
+      <w:bookmarkStart w:id="0" w:name="OLE_LINK12"/>
+      <w:bookmarkStart w:id="1" w:name="OLE_LINK14"/>
       <w:r>
         <w:rPr>
           <w:rFonts w:ascii="ヒラギノ明朝 ProN W3" w:eastAsia="ヒラギノ明朝 ProN W3" w:hAnsi="ヒラギノ明朝 ProN W3" w:hint="eastAsia"/>
           <w:sz w:val="20"/>
           <w:szCs w:val="20"/>
         </w:rPr>
-        <w:t>思想形式化手続き権ライセンス包括契約書（マスター契約）</w:t>
-      </w:r>
-      <w:bookmarkEnd w:id="0"/>
+        <w:t>思想形式化手続き権・定義体系包括ライセンス契約書（マスター契約）</w:t>
+      </w:r>
     </w:p>
     <w:p>
       <w:pPr>
@@ -31,17 +31,16 @@
           <w:szCs w:val="20"/>
         </w:rPr>
       </w:pPr>
-      <w:bookmarkStart w:id="1" w:name="OLE_LINK2"/>
-      <w:r>
-        <w:rPr>
-          <w:rFonts w:ascii="ヒラギノ明朝 ProN W3" w:eastAsia="ヒラギノ明朝 ProN W3" w:hAnsi="ヒラギノ明朝 ProN W3"/>
-          <w:sz w:val="20"/>
-          <w:szCs w:val="20"/>
-        </w:rPr>
-        <w:t>Master Agreement for License of Intellectual Property Formalization Procedures</w:t>
-      </w:r>
-      <w:bookmarkEnd w:id="1"/>
-    </w:p>
+      <w:r>
+        <w:rPr>
+          <w:rFonts w:ascii="ヒラギノ明朝 ProN W3" w:eastAsia="ヒラギノ明朝 ProN W3" w:hAnsi="ヒラギノ明朝 ProN W3"/>
+          <w:sz w:val="20"/>
+          <w:szCs w:val="20"/>
+        </w:rPr>
+        <w:t>Master Agreement for License of the Thought Formalization Procedure Right and the Complete Definition System</w:t>
+      </w:r>
+    </w:p>
+    <w:bookmarkEnd w:id="1"/>
     <w:p>
       <w:pPr>
         <w:rPr>
@@ -618,7 +617,24 @@
           <w:sz w:val="20"/>
           <w:szCs w:val="20"/>
         </w:rPr>
-        <w:t>4. 当事者は、本契約の英語部分が、国際的な大企業・大学・研究機関等における理解容易性のための「説明レイヤー」であり、正式な和文条項の趣旨を最大限忠実に伝えるために作成されている一方で、最終的な法的拘束力は日本語条文の解釈に従うことを承諾します。</w:t>
+        <w:t>4. 当事者は、本契約の英語部分が、国際的な大企業・大学・研究機関等における理解容易性のための「説明レイヤー」であり、正式な和文条項の趣旨を最大限忠実に伝えるために作成されている一方で、最終的な法的拘束力は日本語</w:t>
+      </w:r>
+    </w:p>
+    <w:p>
+      <w:pPr>
+        <w:rPr>
+          <w:rFonts w:ascii="ヒラギノ明朝 ProN W3" w:eastAsia="ヒラギノ明朝 ProN W3" w:hAnsi="ヒラギノ明朝 ProN W3"/>
+          <w:sz w:val="20"/>
+          <w:szCs w:val="20"/>
+        </w:rPr>
+      </w:pPr>
+      <w:r>
+        <w:rPr>
+          <w:rFonts w:ascii="ヒラギノ明朝 ProN W3" w:eastAsia="ヒラギノ明朝 ProN W3" w:hAnsi="ヒラギノ明朝 ProN W3"/>
+          <w:sz w:val="20"/>
+          <w:szCs w:val="20"/>
+        </w:rPr>
+        <w:t>条文の解釈に従うことを承諾します。</w:t>
       </w:r>
     </w:p>
     <w:p>
@@ -729,7 +745,24 @@
           <w:sz w:val="20"/>
           <w:szCs w:val="20"/>
         </w:rPr>
-        <w:t>関連著作物に関する著作権その他の権利を有する木村翔平（ペンネーム：木村杳白）をいいます。</w:t>
+        <w:t>関連著作物に関する著作権その他の</w:t>
+      </w:r>
+    </w:p>
+    <w:p>
+      <w:pPr>
+        <w:rPr>
+          <w:rFonts w:ascii="ヒラギノ明朝 ProN W3" w:eastAsia="ヒラギノ明朝 ProN W3" w:hAnsi="ヒラギノ明朝 ProN W3"/>
+          <w:sz w:val="20"/>
+          <w:szCs w:val="20"/>
+        </w:rPr>
+      </w:pPr>
+      <w:r>
+        <w:rPr>
+          <w:rFonts w:ascii="ヒラギノ明朝 ProN W3" w:eastAsia="ヒラギノ明朝 ProN W3" w:hAnsi="ヒラギノ明朝 ProN W3"/>
+          <w:sz w:val="20"/>
+          <w:szCs w:val="20"/>
+        </w:rPr>
+        <w:t>権利を有する木村翔平（ペンネーム：木村杳白）をいいます。</w:t>
       </w:r>
     </w:p>
     <w:p>
@@ -4402,23 +4435,47 @@
           <w:sz w:val="20"/>
           <w:szCs w:val="20"/>
         </w:rPr>
-        <w:t>から22時の間に、SMS送信先番号 +81-70-3666-0022 に対し、「I hope take license,」に続けて会社名・氏名・</w:t>
-      </w:r>
-    </w:p>
-    <w:p>
-      <w:pPr>
-        <w:rPr>
-          <w:rFonts w:ascii="ヒラギノ明朝 ProN W3" w:eastAsia="ヒラギノ明朝 ProN W3" w:hAnsi="ヒラギノ明朝 ProN W3"/>
-          <w:sz w:val="20"/>
-          <w:szCs w:val="20"/>
-        </w:rPr>
-      </w:pPr>
+        <w:t xml:space="preserve">から22時の間に、SMS送信先番号 +81-70-3666-0022 に対し、「I hope take </w:t>
+      </w:r>
       <w:r>
         <w:rPr>
           <w:rFonts w:ascii="ヒラギノ明朝 ProN W3" w:eastAsia="ヒラギノ明朝 ProN W3" w:hAnsi="ヒラギノ明朝 ProN W3" w:hint="eastAsia"/>
           <w:sz w:val="20"/>
           <w:szCs w:val="20"/>
         </w:rPr>
+        <w:t>address</w:t>
+      </w:r>
+      <w:r>
+        <w:rPr>
+          <w:rFonts w:ascii="ヒラギノ明朝 ProN W3" w:eastAsia="ヒラギノ明朝 ProN W3" w:hAnsi="ヒラギノ明朝 ProN W3" w:hint="eastAsia"/>
+          <w:sz w:val="20"/>
+          <w:szCs w:val="20"/>
+        </w:rPr>
+        <w:t>,</w:t>
+      </w:r>
+      <w:r>
+        <w:rPr>
+          <w:rFonts w:ascii="ヒラギノ明朝 ProN W3" w:eastAsia="ヒラギノ明朝 ProN W3" w:hAnsi="ヒラギノ明朝 ProN W3"/>
+          <w:sz w:val="20"/>
+          <w:szCs w:val="20"/>
+        </w:rPr>
+        <w:t>」に続けて会社名・氏名・</w:t>
+      </w:r>
+    </w:p>
+    <w:p>
+      <w:pPr>
+        <w:rPr>
+          <w:rFonts w:ascii="ヒラギノ明朝 ProN W3" w:eastAsia="ヒラギノ明朝 ProN W3" w:hAnsi="ヒラギノ明朝 ProN W3"/>
+          <w:sz w:val="20"/>
+          <w:szCs w:val="20"/>
+        </w:rPr>
+      </w:pPr>
+      <w:r>
+        <w:rPr>
+          <w:rFonts w:ascii="ヒラギノ明朝 ProN W3" w:eastAsia="ヒラギノ明朝 ProN W3" w:hAnsi="ヒラギノ明朝 ProN W3" w:hint="eastAsia"/>
+          <w:sz w:val="20"/>
+          <w:szCs w:val="20"/>
+        </w:rPr>
         <w:t xml:space="preserve">　</w:t>
       </w:r>
       <w:r>
@@ -4477,7 +4534,23 @@
           <w:sz w:val="20"/>
           <w:szCs w:val="20"/>
         </w:rPr>
-        <w:t>（bitbuyer.0.8.1.a@icloud.com）宛てに、同内容を英語で送信する方法</w:t>
+        <w:t>（</w:t>
+      </w:r>
+      <w:r>
+        <w:rPr>
+          <w:rFonts w:ascii="ヒラギノ明朝 ProN W3" w:eastAsia="ヒラギノ明朝 ProN W3" w:hAnsi="ヒラギノ明朝 ProN W3" w:hint="eastAsia"/>
+          <w:sz w:val="20"/>
+          <w:szCs w:val="20"/>
+        </w:rPr>
+        <w:t>ak4dy1@gmail.com</w:t>
+      </w:r>
+      <w:r>
+        <w:rPr>
+          <w:rFonts w:ascii="ヒラギノ明朝 ProN W3" w:eastAsia="ヒラギノ明朝 ProN W3" w:hAnsi="ヒラギノ明朝 ProN W3"/>
+          <w:sz w:val="20"/>
+          <w:szCs w:val="20"/>
+        </w:rPr>
+        <w:t>）宛てに、同内容を英語で送信する方法</w:t>
       </w:r>
     </w:p>
     <w:p>
@@ -4632,6 +4705,145 @@
           <w:sz w:val="20"/>
           <w:szCs w:val="20"/>
         </w:rPr>
+        <w:t>4.</w:t>
+      </w:r>
+      <w:r>
+        <w:rPr>
+          <w:rFonts w:ascii="ヒラギノ明朝 ProN W3" w:eastAsia="ヒラギノ明朝 ProN W3" w:hAnsi="ヒラギノ明朝 ProN W3" w:hint="eastAsia"/>
+          <w:sz w:val="20"/>
+          <w:szCs w:val="20"/>
+        </w:rPr>
+        <w:t xml:space="preserve"> </w:t>
+      </w:r>
+      <w:r>
+        <w:rPr>
+          <w:rFonts w:ascii="ヒラギノ明朝 ProN W3" w:eastAsia="ヒラギノ明朝 ProN W3" w:hAnsi="ヒラギノ明朝 ProN W3"/>
+          <w:sz w:val="20"/>
+          <w:szCs w:val="20"/>
+        </w:rPr>
+        <w:t>前各項に定める連絡方法は、住所情報の提供その他一般的な連絡・照会のための手段であり、本契約及び別紙に</w:t>
+      </w:r>
+    </w:p>
+    <w:p>
+      <w:pPr>
+        <w:rPr>
+          <w:rFonts w:ascii="ヒラギノ明朝 ProN W3" w:eastAsia="ヒラギノ明朝 ProN W3" w:hAnsi="ヒラギノ明朝 ProN W3"/>
+          <w:sz w:val="20"/>
+          <w:szCs w:val="20"/>
+        </w:rPr>
+      </w:pPr>
+      <w:r>
+        <w:rPr>
+          <w:rFonts w:ascii="ヒラギノ明朝 ProN W3" w:eastAsia="ヒラギノ明朝 ProN W3" w:hAnsi="ヒラギノ明朝 ProN W3"/>
+          <w:sz w:val="20"/>
+          <w:szCs w:val="20"/>
+        </w:rPr>
+        <w:t>基づくライセンス契約の締結を目的とする署名済みPDFファイルの送付方法については、第17条の定めが優先するものとします。</w:t>
+      </w:r>
+    </w:p>
+    <w:p>
+      <w:pPr>
+        <w:rPr>
+          <w:rFonts w:ascii="ヒラギノ明朝 ProN W3" w:eastAsia="ヒラギノ明朝 ProN W3" w:hAnsi="ヒラギノ明朝 ProN W3"/>
+          <w:sz w:val="20"/>
+          <w:szCs w:val="20"/>
+        </w:rPr>
+      </w:pPr>
+    </w:p>
+    <w:p>
+      <w:pPr>
+        <w:rPr>
+          <w:rFonts w:ascii="ヒラギノ明朝 ProN W3" w:eastAsia="ヒラギノ明朝 ProN W3" w:hAnsi="ヒラギノ明朝 ProN W3"/>
+          <w:sz w:val="20"/>
+          <w:szCs w:val="20"/>
+        </w:rPr>
+      </w:pPr>
+      <w:r>
+        <w:rPr>
+          <w:rFonts w:ascii="ヒラギノ明朝 ProN W3" w:eastAsia="ヒラギノ明朝 ProN W3" w:hAnsi="ヒラギノ明朝 ProN W3"/>
+          <w:sz w:val="20"/>
+          <w:szCs w:val="20"/>
+        </w:rPr>
+        <w:t>Harvey Specter:</w:t>
+      </w:r>
+    </w:p>
+    <w:p>
+      <w:pPr>
+        <w:rPr>
+          <w:rFonts w:ascii="ヒラギノ明朝 ProN W3" w:eastAsia="ヒラギノ明朝 ProN W3" w:hAnsi="ヒラギノ明朝 ProN W3"/>
+          <w:sz w:val="20"/>
+          <w:szCs w:val="20"/>
+        </w:rPr>
+      </w:pPr>
+      <w:r>
+        <w:rPr>
+          <w:rFonts w:ascii="ヒラギノ明朝 ProN W3" w:eastAsia="ヒラギノ明朝 ProN W3" w:hAnsi="ヒラギノ明朝 ProN W3"/>
+          <w:sz w:val="20"/>
+          <w:szCs w:val="20"/>
+        </w:rPr>
+        <w:t>Everything in Article 12 is about routine contact and address disclosure. When it comes to actually sending a signed PDF to close a deal, you follow Article 17. That is the fast lane. This keeps operational email and contract execution from getting tangled.</w:t>
+      </w:r>
+    </w:p>
+    <w:p>
+      <w:pPr>
+        <w:rPr>
+          <w:rFonts w:ascii="ヒラギノ明朝 ProN W3" w:eastAsia="ヒラギノ明朝 ProN W3" w:hAnsi="ヒラギノ明朝 ProN W3"/>
+          <w:sz w:val="20"/>
+          <w:szCs w:val="20"/>
+        </w:rPr>
+      </w:pPr>
+    </w:p>
+    <w:p>
+      <w:pPr>
+        <w:rPr>
+          <w:rFonts w:ascii="ヒラギノ明朝 ProN W3" w:eastAsia="ヒラギノ明朝 ProN W3" w:hAnsi="ヒラギノ明朝 ProN W3"/>
+          <w:sz w:val="20"/>
+          <w:szCs w:val="20"/>
+        </w:rPr>
+      </w:pPr>
+    </w:p>
+    <w:p>
+      <w:pPr>
+        <w:rPr>
+          <w:rFonts w:ascii="ヒラギノ明朝 ProN W3" w:eastAsia="ヒラギノ明朝 ProN W3" w:hAnsi="ヒラギノ明朝 ProN W3"/>
+          <w:sz w:val="20"/>
+          <w:szCs w:val="20"/>
+        </w:rPr>
+      </w:pPr>
+    </w:p>
+    <w:p>
+      <w:pPr>
+        <w:rPr>
+          <w:rFonts w:ascii="ヒラギノ明朝 ProN W3" w:eastAsia="ヒラギノ明朝 ProN W3" w:hAnsi="ヒラギノ明朝 ProN W3"/>
+          <w:sz w:val="20"/>
+          <w:szCs w:val="20"/>
+        </w:rPr>
+      </w:pPr>
+    </w:p>
+    <w:p>
+      <w:pPr>
+        <w:rPr>
+          <w:rFonts w:ascii="ヒラギノ明朝 ProN W3" w:eastAsia="ヒラギノ明朝 ProN W3" w:hAnsi="ヒラギノ明朝 ProN W3" w:hint="eastAsia"/>
+          <w:sz w:val="20"/>
+          <w:szCs w:val="20"/>
+        </w:rPr>
+      </w:pPr>
+    </w:p>
+    <w:p>
+      <w:pPr>
+        <w:rPr>
+          <w:rFonts w:ascii="ヒラギノ明朝 ProN W3" w:eastAsia="ヒラギノ明朝 ProN W3" w:hAnsi="ヒラギノ明朝 ProN W3"/>
+          <w:sz w:val="20"/>
+          <w:szCs w:val="20"/>
+        </w:rPr>
+      </w:pPr>
+      <w:r>
+        <w:rPr>
+          <w:rFonts w:ascii="ヒラギノ明朝 ProN W3" w:eastAsia="ヒラギノ明朝 ProN W3" w:hAnsi="ヒラギノ明朝 ProN W3"/>
+          <w:sz w:val="20"/>
+          <w:szCs w:val="20"/>
+        </w:rPr>
+        <w:lastRenderedPageBreak/>
         <w:t>第13条（ライセンサーの英会話能力に関する明示）</w:t>
       </w:r>
     </w:p>
@@ -4853,6 +5065,301 @@
           <w:szCs w:val="20"/>
         </w:rPr>
       </w:pPr>
+    </w:p>
+    <w:p>
+      <w:pPr>
+        <w:rPr>
+          <w:rFonts w:ascii="ヒラギノ明朝 ProN W3" w:eastAsia="ヒラギノ明朝 ProN W3" w:hAnsi="ヒラギノ明朝 ProN W3"/>
+          <w:sz w:val="20"/>
+          <w:szCs w:val="20"/>
+        </w:rPr>
+      </w:pPr>
+      <w:r>
+        <w:rPr>
+          <w:rFonts w:ascii="ヒラギノ明朝 ProN W3" w:eastAsia="ヒラギノ明朝 ProN W3" w:hAnsi="ヒラギノ明朝 ProN W3"/>
+          <w:sz w:val="20"/>
+          <w:szCs w:val="20"/>
+        </w:rPr>
+        <w:t>2. 当事者は、ライセンサーの英会話能力が上記のとおりであることを前提に、重要な意思表示は必ず書面（メールを含む）によって行うものとし、口頭での即時英語会話に依拠して法的効果を生じさせないことに同意します。</w:t>
+      </w:r>
+    </w:p>
+    <w:p>
+      <w:pPr>
+        <w:rPr>
+          <w:rFonts w:ascii="ヒラギノ明朝 ProN W3" w:eastAsia="ヒラギノ明朝 ProN W3" w:hAnsi="ヒラギノ明朝 ProN W3"/>
+          <w:sz w:val="20"/>
+          <w:szCs w:val="20"/>
+        </w:rPr>
+      </w:pPr>
+    </w:p>
+    <w:p>
+      <w:pPr>
+        <w:rPr>
+          <w:rFonts w:ascii="ヒラギノ明朝 ProN W3" w:eastAsia="ヒラギノ明朝 ProN W3" w:hAnsi="ヒラギノ明朝 ProN W3"/>
+          <w:sz w:val="20"/>
+          <w:szCs w:val="20"/>
+        </w:rPr>
+      </w:pPr>
+      <w:r>
+        <w:rPr>
+          <w:rFonts w:ascii="ヒラギノ明朝 ProN W3" w:eastAsia="ヒラギノ明朝 ProN W3" w:hAnsi="ヒラギノ明朝 ProN W3"/>
+          <w:sz w:val="20"/>
+          <w:szCs w:val="20"/>
+        </w:rPr>
+        <w:t>Harvey Specter:</w:t>
+      </w:r>
+    </w:p>
+    <w:p>
+      <w:pPr>
+        <w:rPr>
+          <w:rFonts w:ascii="ヒラギノ明朝 ProN W3" w:eastAsia="ヒラギノ明朝 ProN W3" w:hAnsi="ヒラギノ明朝 ProN W3"/>
+          <w:sz w:val="20"/>
+          <w:szCs w:val="20"/>
+        </w:rPr>
+      </w:pPr>
+      <w:r>
+        <w:rPr>
+          <w:rFonts w:ascii="ヒラギノ明朝 ProN W3" w:eastAsia="ヒラギノ明朝 ProN W3" w:hAnsi="ヒラギノ明朝 ProN W3"/>
+          <w:sz w:val="20"/>
+          <w:szCs w:val="20"/>
+        </w:rPr>
+        <w:t>Because of that gap, you agree that all legally meaningful communication happens in writing. No one will claim that a broken English phone call changed the contract.</w:t>
+      </w:r>
+    </w:p>
+    <w:p>
+      <w:pPr>
+        <w:rPr>
+          <w:rFonts w:ascii="ヒラギノ明朝 ProN W3" w:eastAsia="ヒラギノ明朝 ProN W3" w:hAnsi="ヒラギノ明朝 ProN W3"/>
+          <w:sz w:val="20"/>
+          <w:szCs w:val="20"/>
+        </w:rPr>
+      </w:pPr>
+    </w:p>
+    <w:p>
+      <w:pPr>
+        <w:rPr>
+          <w:rFonts w:ascii="ヒラギノ明朝 ProN W3" w:eastAsia="ヒラギノ明朝 ProN W3" w:hAnsi="ヒラギノ明朝 ProN W3"/>
+          <w:sz w:val="20"/>
+          <w:szCs w:val="20"/>
+        </w:rPr>
+      </w:pPr>
+      <w:r>
+        <w:rPr>
+          <w:rFonts w:ascii="ヒラギノ明朝 ProN W3" w:eastAsia="ヒラギノ明朝 ProN W3" w:hAnsi="ヒラギノ明朝 ProN W3"/>
+          <w:sz w:val="20"/>
+          <w:szCs w:val="20"/>
+        </w:rPr>
+        <w:t>3. 日本の裁判所においても、契約解釈において書面の記載が最も重視されるという実務運用が存在することを当事者は認識し、本条はその実務に整合する趣旨であることを確認します。</w:t>
+      </w:r>
+    </w:p>
+    <w:p>
+      <w:pPr>
+        <w:rPr>
+          <w:rFonts w:ascii="ヒラギノ明朝 ProN W3" w:eastAsia="ヒラギノ明朝 ProN W3" w:hAnsi="ヒラギノ明朝 ProN W3"/>
+          <w:sz w:val="20"/>
+          <w:szCs w:val="20"/>
+        </w:rPr>
+      </w:pPr>
+    </w:p>
+    <w:p>
+      <w:pPr>
+        <w:rPr>
+          <w:rFonts w:ascii="ヒラギノ明朝 ProN W3" w:eastAsia="ヒラギノ明朝 ProN W3" w:hAnsi="ヒラギノ明朝 ProN W3"/>
+          <w:sz w:val="20"/>
+          <w:szCs w:val="20"/>
+        </w:rPr>
+      </w:pPr>
+      <w:r>
+        <w:rPr>
+          <w:rFonts w:ascii="ヒラギノ明朝 ProN W3" w:eastAsia="ヒラギノ明朝 ProN W3" w:hAnsi="ヒラギノ明朝 ProN W3"/>
+          <w:sz w:val="20"/>
+          <w:szCs w:val="20"/>
+        </w:rPr>
+        <w:t>Harvey Specter:</w:t>
+      </w:r>
+    </w:p>
+    <w:p>
+      <w:pPr>
+        <w:rPr>
+          <w:rFonts w:ascii="ヒラギノ明朝 ProN W3" w:eastAsia="ヒラギノ明朝 ProN W3" w:hAnsi="ヒラギノ明朝 ProN W3"/>
+          <w:sz w:val="20"/>
+          <w:szCs w:val="20"/>
+        </w:rPr>
+      </w:pPr>
+      <w:r>
+        <w:rPr>
+          <w:rFonts w:ascii="ヒラギノ明朝 ProN W3" w:eastAsia="ヒラギノ明朝 ProN W3" w:hAnsi="ヒラギノ明朝 ProN W3"/>
+          <w:sz w:val="20"/>
+          <w:szCs w:val="20"/>
+        </w:rPr>
+        <w:t>Japanese courts already treat written terms as the main evidence. This clause simply locks your expectations to that reality.</w:t>
+      </w:r>
+    </w:p>
+    <w:p>
+      <w:pPr>
+        <w:rPr>
+          <w:rFonts w:ascii="ヒラギノ明朝 ProN W3" w:eastAsia="ヒラギノ明朝 ProN W3" w:hAnsi="ヒラギノ明朝 ProN W3" w:hint="eastAsia"/>
+          <w:sz w:val="20"/>
+          <w:szCs w:val="20"/>
+        </w:rPr>
+      </w:pPr>
+    </w:p>
+    <w:p>
+      <w:pPr>
+        <w:rPr>
+          <w:rFonts w:ascii="ヒラギノ明朝 ProN W3" w:eastAsia="ヒラギノ明朝 ProN W3" w:hAnsi="ヒラギノ明朝 ProN W3"/>
+          <w:sz w:val="20"/>
+          <w:szCs w:val="20"/>
+        </w:rPr>
+      </w:pPr>
+      <w:r>
+        <w:rPr>
+          <w:rFonts w:ascii="ヒラギノ明朝 ProN W3" w:eastAsia="ヒラギノ明朝 ProN W3" w:hAnsi="ヒラギノ明朝 ProN W3"/>
+          <w:sz w:val="20"/>
+          <w:szCs w:val="20"/>
+        </w:rPr>
+        <w:t>第14条（ChatGPT 起案に関する特則）</w:t>
+      </w:r>
+    </w:p>
+    <w:p>
+      <w:pPr>
+        <w:rPr>
+          <w:rFonts w:ascii="ヒラギノ明朝 ProN W3" w:eastAsia="ヒラギノ明朝 ProN W3" w:hAnsi="ヒラギノ明朝 ProN W3"/>
+          <w:sz w:val="20"/>
+          <w:szCs w:val="20"/>
+        </w:rPr>
+      </w:pPr>
+    </w:p>
+    <w:p>
+      <w:pPr>
+        <w:rPr>
+          <w:rFonts w:ascii="ヒラギノ明朝 ProN W3" w:eastAsia="ヒラギノ明朝 ProN W3" w:hAnsi="ヒラギノ明朝 ProN W3"/>
+          <w:sz w:val="20"/>
+          <w:szCs w:val="20"/>
+        </w:rPr>
+      </w:pPr>
+      <w:r>
+        <w:rPr>
+          <w:rFonts w:ascii="ヒラギノ明朝 ProN W3" w:eastAsia="ヒラギノ明朝 ProN W3" w:hAnsi="ヒラギノ明朝 ProN W3"/>
+          <w:sz w:val="20"/>
+          <w:szCs w:val="20"/>
+        </w:rPr>
+        <w:t>1. 当事者は、本契約が ChatGPT による起案を基礎とすることから、将来の法改正、判例の変遷、AIに関する規制の変更等により、本契約条項のうち一部が想定外の評価を受ける可能性があることを理解し、その場合には信義則に</w:t>
+      </w:r>
+    </w:p>
+    <w:p>
+      <w:pPr>
+        <w:rPr>
+          <w:rFonts w:ascii="ヒラギノ明朝 ProN W3" w:eastAsia="ヒラギノ明朝 ProN W3" w:hAnsi="ヒラギノ明朝 ProN W3"/>
+          <w:sz w:val="20"/>
+          <w:szCs w:val="20"/>
+        </w:rPr>
+      </w:pPr>
+      <w:r>
+        <w:rPr>
+          <w:rFonts w:ascii="ヒラギノ明朝 ProN W3" w:eastAsia="ヒラギノ明朝 ProN W3" w:hAnsi="ヒラギノ明朝 ProN W3"/>
+          <w:sz w:val="20"/>
+          <w:szCs w:val="20"/>
+        </w:rPr>
+        <w:t>基づき協議の上で必要な修正を検討するものとします。</w:t>
+      </w:r>
+    </w:p>
+    <w:p>
+      <w:pPr>
+        <w:rPr>
+          <w:rFonts w:ascii="ヒラギノ明朝 ProN W3" w:eastAsia="ヒラギノ明朝 ProN W3" w:hAnsi="ヒラギノ明朝 ProN W3"/>
+          <w:sz w:val="20"/>
+          <w:szCs w:val="20"/>
+        </w:rPr>
+      </w:pPr>
+    </w:p>
+    <w:p>
+      <w:pPr>
+        <w:rPr>
+          <w:rFonts w:ascii="ヒラギノ明朝 ProN W3" w:eastAsia="ヒラギノ明朝 ProN W3" w:hAnsi="ヒラギノ明朝 ProN W3"/>
+          <w:sz w:val="20"/>
+          <w:szCs w:val="20"/>
+        </w:rPr>
+      </w:pPr>
+      <w:r>
+        <w:rPr>
+          <w:rFonts w:ascii="ヒラギノ明朝 ProN W3" w:eastAsia="ヒラギノ明朝 ProN W3" w:hAnsi="ヒラギノ明朝 ProN W3"/>
+          <w:sz w:val="20"/>
+          <w:szCs w:val="20"/>
+        </w:rPr>
+        <w:t>Harvey Specter:</w:t>
+      </w:r>
+    </w:p>
+    <w:p>
+      <w:pPr>
+        <w:rPr>
+          <w:rFonts w:ascii="ヒラギノ明朝 ProN W3" w:eastAsia="ヒラギノ明朝 ProN W3" w:hAnsi="ヒラギノ明朝 ProN W3"/>
+          <w:sz w:val="20"/>
+          <w:szCs w:val="20"/>
+        </w:rPr>
+      </w:pPr>
+      <w:r>
+        <w:rPr>
+          <w:rFonts w:ascii="ヒラギノ明朝 ProN W3" w:eastAsia="ヒラギノ明朝 ProN W3" w:hAnsi="ヒラギノ明朝 ProN W3"/>
+          <w:sz w:val="20"/>
+          <w:szCs w:val="20"/>
+        </w:rPr>
+        <w:t>Law evolves. AI regulation evolves. Some clause that looks clean today may look different in five years. If that happens, both sides commit to sit down and adjust in good faith.</w:t>
+      </w:r>
+    </w:p>
+    <w:p>
+      <w:pPr>
+        <w:rPr>
+          <w:rFonts w:ascii="ヒラギノ明朝 ProN W3" w:eastAsia="ヒラギノ明朝 ProN W3" w:hAnsi="ヒラギノ明朝 ProN W3"/>
+          <w:sz w:val="20"/>
+          <w:szCs w:val="20"/>
+        </w:rPr>
+      </w:pPr>
+    </w:p>
+    <w:p>
+      <w:pPr>
+        <w:rPr>
+          <w:rFonts w:ascii="ヒラギノ明朝 ProN W3" w:eastAsia="ヒラギノ明朝 ProN W3" w:hAnsi="ヒラギノ明朝 ProN W3"/>
+          <w:sz w:val="20"/>
+          <w:szCs w:val="20"/>
+        </w:rPr>
+      </w:pPr>
+    </w:p>
+    <w:p>
+      <w:pPr>
+        <w:rPr>
+          <w:rFonts w:ascii="ヒラギノ明朝 ProN W3" w:eastAsia="ヒラギノ明朝 ProN W3" w:hAnsi="ヒラギノ明朝 ProN W3"/>
+          <w:sz w:val="20"/>
+          <w:szCs w:val="20"/>
+        </w:rPr>
+      </w:pPr>
+    </w:p>
+    <w:p>
+      <w:pPr>
+        <w:rPr>
+          <w:rFonts w:ascii="ヒラギノ明朝 ProN W3" w:eastAsia="ヒラギノ明朝 ProN W3" w:hAnsi="ヒラギノ明朝 ProN W3"/>
+          <w:sz w:val="20"/>
+          <w:szCs w:val="20"/>
+        </w:rPr>
+      </w:pPr>
+    </w:p>
+    <w:p>
+      <w:pPr>
+        <w:rPr>
+          <w:rFonts w:ascii="ヒラギノ明朝 ProN W3" w:eastAsia="ヒラギノ明朝 ProN W3" w:hAnsi="ヒラギノ明朝 ProN W3"/>
+          <w:sz w:val="20"/>
+          <w:szCs w:val="20"/>
+        </w:rPr>
+      </w:pPr>
+    </w:p>
+    <w:p>
+      <w:pPr>
+        <w:rPr>
+          <w:rFonts w:ascii="ヒラギノ明朝 ProN W3" w:eastAsia="ヒラギノ明朝 ProN W3" w:hAnsi="ヒラギノ明朝 ProN W3"/>
+          <w:sz w:val="20"/>
+          <w:szCs w:val="20"/>
+        </w:rPr>
+      </w:pPr>
       <w:r>
         <w:rPr>
           <w:rFonts w:ascii="ヒラギノ明朝 ProN W3" w:eastAsia="ヒラギノ明朝 ProN W3" w:hAnsi="ヒラギノ明朝 ProN W3"/>
@@ -4860,7 +5367,7 @@
           <w:szCs w:val="20"/>
         </w:rPr>
         <w:lastRenderedPageBreak/>
-        <w:t>2. 当事者は、ライセンサーの英会話能力が上記のとおりであることを前提に、重要な意思表示は必ず書面（メールを含む）によって行うものとし、口頭での即時英語会話に依拠して法的効果を生じさせないことに同意します。</w:t>
+        <w:t>2. もっとも、かかる協議義務は、当事者の一方に一方的な修正義務を課すものではなく、裁判所による補充的解釈や一部無効・一部有効の判断を妨げるものではないことを当事者は確認します。</w:t>
       </w:r>
     </w:p>
     <w:p>
@@ -4903,33 +5410,92 @@
           <w:sz w:val="20"/>
           <w:szCs w:val="20"/>
         </w:rPr>
-        <w:t>Because of that gap, you agree that all legally meaningful communication happens in writing. No one will claim that a broken English phone call changed the contract.</w:t>
-      </w:r>
-    </w:p>
-    <w:p>
-      <w:pPr>
-        <w:rPr>
-          <w:rFonts w:ascii="ヒラギノ明朝 ProN W3" w:eastAsia="ヒラギノ明朝 ProN W3" w:hAnsi="ヒラギノ明朝 ProN W3"/>
-          <w:sz w:val="20"/>
-          <w:szCs w:val="20"/>
-        </w:rPr>
-      </w:pPr>
-    </w:p>
-    <w:p>
-      <w:pPr>
-        <w:rPr>
-          <w:rFonts w:ascii="ヒラギノ明朝 ProN W3" w:eastAsia="ヒラギノ明朝 ProN W3" w:hAnsi="ヒラギノ明朝 ProN W3"/>
-          <w:sz w:val="20"/>
-          <w:szCs w:val="20"/>
-        </w:rPr>
-      </w:pPr>
-      <w:r>
-        <w:rPr>
-          <w:rFonts w:ascii="ヒラギノ明朝 ProN W3" w:eastAsia="ヒラギノ明朝 ProN W3" w:hAnsi="ヒラギノ明朝 ProN W3"/>
-          <w:sz w:val="20"/>
-          <w:szCs w:val="20"/>
-        </w:rPr>
-        <w:t>3. 日本の裁判所においても、契約解釈において書面の記載が最も重視されるという実務運用が存在することを当事者は認識し、本条はその実務に整合する趣旨であることを確認します。</w:t>
+        <w:t>You talk first. If you cannot resolve it, the court fills in the gaps. This clause does not give either side a unilateral right to rewrite the deal.</w:t>
+      </w:r>
+    </w:p>
+    <w:p>
+      <w:pPr>
+        <w:rPr>
+          <w:rFonts w:ascii="ヒラギノ明朝 ProN W3" w:eastAsia="ヒラギノ明朝 ProN W3" w:hAnsi="ヒラギノ明朝 ProN W3"/>
+          <w:sz w:val="20"/>
+          <w:szCs w:val="20"/>
+        </w:rPr>
+      </w:pPr>
+    </w:p>
+    <w:p>
+      <w:pPr>
+        <w:rPr>
+          <w:rFonts w:ascii="ヒラギノ明朝 ProN W3" w:eastAsia="ヒラギノ明朝 ProN W3" w:hAnsi="ヒラギノ明朝 ProN W3"/>
+          <w:sz w:val="20"/>
+          <w:szCs w:val="20"/>
+        </w:rPr>
+      </w:pPr>
+      <w:r>
+        <w:rPr>
+          <w:rFonts w:ascii="ヒラギノ明朝 ProN W3" w:eastAsia="ヒラギノ明朝 ProN W3" w:hAnsi="ヒラギノ明朝 ProN W3"/>
+          <w:sz w:val="20"/>
+          <w:szCs w:val="20"/>
+        </w:rPr>
+        <w:t>第15条（完全合意・分離可能性）</w:t>
+      </w:r>
+    </w:p>
+    <w:p>
+      <w:pPr>
+        <w:rPr>
+          <w:rFonts w:ascii="ヒラギノ明朝 ProN W3" w:eastAsia="ヒラギノ明朝 ProN W3" w:hAnsi="ヒラギノ明朝 ProN W3"/>
+          <w:sz w:val="20"/>
+          <w:szCs w:val="20"/>
+        </w:rPr>
+      </w:pPr>
+    </w:p>
+    <w:p>
+      <w:pPr>
+        <w:rPr>
+          <w:rFonts w:ascii="ヒラギノ明朝 ProN W3" w:eastAsia="ヒラギノ明朝 ProN W3" w:hAnsi="ヒラギノ明朝 ProN W3"/>
+          <w:sz w:val="20"/>
+          <w:szCs w:val="20"/>
+        </w:rPr>
+      </w:pPr>
+      <w:r>
+        <w:rPr>
+          <w:rFonts w:ascii="ヒラギノ明朝 ProN W3" w:eastAsia="ヒラギノ明朝 ProN W3" w:hAnsi="ヒラギノ明朝 ProN W3"/>
+          <w:sz w:val="20"/>
+          <w:szCs w:val="20"/>
+        </w:rPr>
+        <w:t>1. 本契約</w:t>
+      </w:r>
+      <w:r>
+        <w:rPr>
+          <w:rFonts w:ascii="ヒラギノ明朝 ProN W3" w:eastAsia="ヒラギノ明朝 ProN W3" w:hAnsi="ヒラギノ明朝 ProN W3"/>
+          <w:sz w:val="20"/>
+          <w:szCs w:val="20"/>
+        </w:rPr>
+        <w:t>及び</w:t>
+      </w:r>
+      <w:r>
+        <w:rPr>
+          <w:rFonts w:ascii="ヒラギノ明朝 ProN W3" w:eastAsia="ヒラギノ明朝 ProN W3" w:hAnsi="ヒラギノ明朝 ProN W3"/>
+          <w:sz w:val="20"/>
+          <w:szCs w:val="20"/>
+        </w:rPr>
+        <w:t>別紙は、当事者間の当該ライセンス事項に関する完全な合意を構成し、本契約締結前の一切の口頭</w:t>
+      </w:r>
+    </w:p>
+    <w:p>
+      <w:pPr>
+        <w:rPr>
+          <w:rFonts w:ascii="ヒラギノ明朝 ProN W3" w:eastAsia="ヒラギノ明朝 ProN W3" w:hAnsi="ヒラギノ明朝 ProN W3"/>
+          <w:sz w:val="20"/>
+          <w:szCs w:val="20"/>
+        </w:rPr>
+      </w:pPr>
+      <w:r>
+        <w:rPr>
+          <w:rFonts w:ascii="ヒラギノ明朝 ProN W3" w:eastAsia="ヒラギノ明朝 ProN W3" w:hAnsi="ヒラギノ明朝 ProN W3"/>
+          <w:sz w:val="20"/>
+          <w:szCs w:val="20"/>
+        </w:rPr>
+        <w:t>または書面による合意、提案、交渉等に優先します。</w:t>
       </w:r>
     </w:p>
     <w:p>
@@ -4972,76 +5538,463 @@
           <w:sz w:val="20"/>
           <w:szCs w:val="20"/>
         </w:rPr>
-        <w:t>Japanese courts already treat written terms as the main evidence. This clause simply locks your expectations to that reality.</w:t>
-      </w:r>
-    </w:p>
-    <w:p>
-      <w:pPr>
+        <w:t>This document and its annexes are the whole deal. Anything said before that did not make it into the text is background noise.</w:t>
+      </w:r>
+    </w:p>
+    <w:p>
+      <w:pPr>
+        <w:rPr>
+          <w:rFonts w:ascii="ヒラギノ明朝 ProN W3" w:eastAsia="ヒラギノ明朝 ProN W3" w:hAnsi="ヒラギノ明朝 ProN W3"/>
+          <w:sz w:val="20"/>
+          <w:szCs w:val="20"/>
+        </w:rPr>
+      </w:pPr>
+    </w:p>
+    <w:p>
+      <w:pPr>
+        <w:rPr>
+          <w:rFonts w:ascii="ヒラギノ明朝 ProN W3" w:eastAsia="ヒラギノ明朝 ProN W3" w:hAnsi="ヒラギノ明朝 ProN W3"/>
+          <w:sz w:val="20"/>
+          <w:szCs w:val="20"/>
+        </w:rPr>
+      </w:pPr>
+      <w:r>
+        <w:rPr>
+          <w:rFonts w:ascii="ヒラギノ明朝 ProN W3" w:eastAsia="ヒラギノ明朝 ProN W3" w:hAnsi="ヒラギノ明朝 ProN W3"/>
+          <w:sz w:val="20"/>
+          <w:szCs w:val="20"/>
+        </w:rPr>
+        <w:t>2. 本契約のいずれかの条項が、日本の裁判所により無効または執行不能と判断された場合であっても、当該条項は</w:t>
+      </w:r>
+    </w:p>
+    <w:p>
+      <w:pPr>
+        <w:rPr>
+          <w:rFonts w:ascii="ヒラギノ明朝 ProN W3" w:eastAsia="ヒラギノ明朝 ProN W3" w:hAnsi="ヒラギノ明朝 ProN W3"/>
+          <w:sz w:val="20"/>
+          <w:szCs w:val="20"/>
+        </w:rPr>
+      </w:pPr>
+      <w:r>
+        <w:rPr>
+          <w:rFonts w:ascii="ヒラギノ明朝 ProN W3" w:eastAsia="ヒラギノ明朝 ProN W3" w:hAnsi="ヒラギノ明朝 ProN W3"/>
+          <w:sz w:val="20"/>
+          <w:szCs w:val="20"/>
+        </w:rPr>
+        <w:t>必要な限度で分離され、残余の条項は引き続き完全な効力を有するものとします。</w:t>
+      </w:r>
+    </w:p>
+    <w:p>
+      <w:pPr>
+        <w:rPr>
+          <w:rFonts w:ascii="ヒラギノ明朝 ProN W3" w:eastAsia="ヒラギノ明朝 ProN W3" w:hAnsi="ヒラギノ明朝 ProN W3"/>
+          <w:sz w:val="20"/>
+          <w:szCs w:val="20"/>
+        </w:rPr>
+      </w:pPr>
+    </w:p>
+    <w:p>
+      <w:pPr>
+        <w:rPr>
+          <w:rFonts w:ascii="ヒラギノ明朝 ProN W3" w:eastAsia="ヒラギノ明朝 ProN W3" w:hAnsi="ヒラギノ明朝 ProN W3"/>
+          <w:sz w:val="20"/>
+          <w:szCs w:val="20"/>
+        </w:rPr>
+      </w:pPr>
+      <w:r>
+        <w:rPr>
+          <w:rFonts w:ascii="ヒラギノ明朝 ProN W3" w:eastAsia="ヒラギノ明朝 ProN W3" w:hAnsi="ヒラギノ明朝 ProN W3"/>
+          <w:sz w:val="20"/>
+          <w:szCs w:val="20"/>
+        </w:rPr>
+        <w:t>Harvey Specter:</w:t>
+      </w:r>
+    </w:p>
+    <w:p>
+      <w:pPr>
+        <w:rPr>
+          <w:rFonts w:ascii="ヒラギノ明朝 ProN W3" w:eastAsia="ヒラギノ明朝 ProN W3" w:hAnsi="ヒラギノ明朝 ProN W3"/>
+          <w:sz w:val="20"/>
+          <w:szCs w:val="20"/>
+        </w:rPr>
+      </w:pPr>
+      <w:r>
+        <w:rPr>
+          <w:rFonts w:ascii="ヒラギノ明朝 ProN W3" w:eastAsia="ヒラギノ明朝 ProN W3" w:hAnsi="ヒラギノ明朝 ProN W3"/>
+          <w:sz w:val="20"/>
+          <w:szCs w:val="20"/>
+        </w:rPr>
+        <w:t>If one clause is struck down, the rest of the contract stands. You do not lose the whole building because one brick was defective.</w:t>
+      </w:r>
+    </w:p>
+    <w:p>
+      <w:pPr>
+        <w:rPr>
+          <w:rFonts w:ascii="ヒラギノ明朝 ProN W3" w:eastAsia="ヒラギノ明朝 ProN W3" w:hAnsi="ヒラギノ明朝 ProN W3"/>
+          <w:sz w:val="20"/>
+          <w:szCs w:val="20"/>
+        </w:rPr>
+      </w:pPr>
+    </w:p>
+    <w:p>
+      <w:pPr>
+        <w:rPr>
+          <w:rFonts w:ascii="ヒラギノ明朝 ProN W3" w:eastAsia="ヒラギノ明朝 ProN W3" w:hAnsi="ヒラギノ明朝 ProN W3"/>
+          <w:sz w:val="20"/>
+          <w:szCs w:val="20"/>
+        </w:rPr>
+      </w:pPr>
+      <w:r>
+        <w:rPr>
+          <w:rFonts w:ascii="ヒラギノ明朝 ProN W3" w:eastAsia="ヒラギノ明朝 ProN W3" w:hAnsi="ヒラギノ明朝 ProN W3"/>
+          <w:sz w:val="20"/>
+          <w:szCs w:val="20"/>
+        </w:rPr>
+        <w:t>第16条（別紙</w:t>
+      </w:r>
+      <w:r>
+        <w:rPr>
+          <w:rFonts w:ascii="ヒラギノ明朝 ProN W3" w:eastAsia="ヒラギノ明朝 ProN W3" w:hAnsi="ヒラギノ明朝 ProN W3"/>
+          <w:sz w:val="20"/>
+          <w:szCs w:val="20"/>
+        </w:rPr>
+        <w:t>及び</w:t>
+      </w:r>
+      <w:r>
+        <w:rPr>
+          <w:rFonts w:ascii="ヒラギノ明朝 ProN W3" w:eastAsia="ヒラギノ明朝 ProN W3" w:hAnsi="ヒラギノ明朝 ProN W3"/>
+          <w:sz w:val="20"/>
+          <w:szCs w:val="20"/>
+        </w:rPr>
+        <w:t>個別契約）</w:t>
+      </w:r>
+    </w:p>
+    <w:p>
+      <w:pPr>
+        <w:rPr>
+          <w:rFonts w:ascii="ヒラギノ明朝 ProN W3" w:eastAsia="ヒラギノ明朝 ProN W3" w:hAnsi="ヒラギノ明朝 ProN W3"/>
+          <w:sz w:val="20"/>
+          <w:szCs w:val="20"/>
+        </w:rPr>
+      </w:pPr>
+    </w:p>
+    <w:p>
+      <w:pPr>
+        <w:rPr>
+          <w:rFonts w:ascii="ヒラギノ明朝 ProN W3" w:eastAsia="ヒラギノ明朝 ProN W3" w:hAnsi="ヒラギノ明朝 ProN W3"/>
+          <w:sz w:val="20"/>
+          <w:szCs w:val="20"/>
+        </w:rPr>
+      </w:pPr>
+      <w:r>
+        <w:rPr>
+          <w:rFonts w:ascii="ヒラギノ明朝 ProN W3" w:eastAsia="ヒラギノ明朝 ProN W3" w:hAnsi="ヒラギノ明朝 ProN W3"/>
+          <w:sz w:val="20"/>
+          <w:szCs w:val="20"/>
+        </w:rPr>
+        <w:t>1. 本契約に基づく具体的なライセンスの内容、料金、期間、対象著作物等は、別紙に定める個別条件により特定</w:t>
+      </w:r>
+    </w:p>
+    <w:p>
+      <w:pPr>
+        <w:rPr>
+          <w:rFonts w:ascii="ヒラギノ明朝 ProN W3" w:eastAsia="ヒラギノ明朝 ProN W3" w:hAnsi="ヒラギノ明朝 ProN W3"/>
+          <w:sz w:val="20"/>
+          <w:szCs w:val="20"/>
+        </w:rPr>
+      </w:pPr>
+      <w:r>
+        <w:rPr>
+          <w:rFonts w:ascii="ヒラギノ明朝 ProN W3" w:eastAsia="ヒラギノ明朝 ProN W3" w:hAnsi="ヒラギノ明朝 ProN W3"/>
+          <w:sz w:val="20"/>
+          <w:szCs w:val="20"/>
+        </w:rPr>
+        <w:t>されます。</w:t>
+      </w:r>
+    </w:p>
+    <w:p>
+      <w:pPr>
+        <w:rPr>
+          <w:rFonts w:ascii="ヒラギノ明朝 ProN W3" w:eastAsia="ヒラギノ明朝 ProN W3" w:hAnsi="ヒラギノ明朝 ProN W3"/>
+          <w:sz w:val="20"/>
+          <w:szCs w:val="20"/>
+        </w:rPr>
+      </w:pPr>
+    </w:p>
+    <w:p>
+      <w:pPr>
+        <w:rPr>
+          <w:rFonts w:ascii="ヒラギノ明朝 ProN W3" w:eastAsia="ヒラギノ明朝 ProN W3" w:hAnsi="ヒラギノ明朝 ProN W3"/>
+          <w:sz w:val="20"/>
+          <w:szCs w:val="20"/>
+        </w:rPr>
+      </w:pPr>
+      <w:r>
+        <w:rPr>
+          <w:rFonts w:ascii="ヒラギノ明朝 ProN W3" w:eastAsia="ヒラギノ明朝 ProN W3" w:hAnsi="ヒラギノ明朝 ProN W3"/>
+          <w:sz w:val="20"/>
+          <w:szCs w:val="20"/>
+        </w:rPr>
+        <w:t>Harvey Specter:</w:t>
+      </w:r>
+    </w:p>
+    <w:p>
+      <w:pPr>
+        <w:rPr>
+          <w:rFonts w:ascii="ヒラギノ明朝 ProN W3" w:eastAsia="ヒラギノ明朝 ProN W3" w:hAnsi="ヒラギノ明朝 ProN W3"/>
+          <w:sz w:val="20"/>
+          <w:szCs w:val="20"/>
+        </w:rPr>
+      </w:pPr>
+      <w:r>
+        <w:rPr>
+          <w:rFonts w:ascii="ヒラギノ明朝 ProN W3" w:eastAsia="ヒラギノ明朝 ProN W3" w:hAnsi="ヒラギノ明朝 ProN W3"/>
+          <w:sz w:val="20"/>
+          <w:szCs w:val="20"/>
+        </w:rPr>
+        <w:t>Every concrete business arrangement under this master lives in a schedule. That is where your numbers and exact scope are.</w:t>
+      </w:r>
+    </w:p>
+    <w:p>
+      <w:pPr>
+        <w:rPr>
+          <w:rFonts w:ascii="ヒラギノ明朝 ProN W3" w:eastAsia="ヒラギノ明朝 ProN W3" w:hAnsi="ヒラギノ明朝 ProN W3"/>
+          <w:sz w:val="20"/>
+          <w:szCs w:val="20"/>
+        </w:rPr>
+      </w:pPr>
+    </w:p>
+    <w:p>
+      <w:pPr>
+        <w:rPr>
+          <w:rFonts w:ascii="ヒラギノ明朝 ProN W3" w:eastAsia="ヒラギノ明朝 ProN W3" w:hAnsi="ヒラギノ明朝 ProN W3"/>
+          <w:sz w:val="20"/>
+          <w:szCs w:val="20"/>
+        </w:rPr>
+      </w:pPr>
+      <w:r>
+        <w:rPr>
+          <w:rFonts w:ascii="ヒラギノ明朝 ProN W3" w:eastAsia="ヒラギノ明朝 ProN W3" w:hAnsi="ヒラギノ明朝 ProN W3"/>
+          <w:sz w:val="20"/>
+          <w:szCs w:val="20"/>
+        </w:rPr>
+        <w:t>2. 別紙は、本契約と一体として解釈され、本契約と矛盾・抵触する場合には、当該別紙において当該矛盾・抵触を</w:t>
+      </w:r>
+    </w:p>
+    <w:p>
+      <w:pPr>
+        <w:rPr>
+          <w:rFonts w:ascii="ヒラギノ明朝 ProN W3" w:eastAsia="ヒラギノ明朝 ProN W3" w:hAnsi="ヒラギノ明朝 ProN W3"/>
+          <w:sz w:val="20"/>
+          <w:szCs w:val="20"/>
+        </w:rPr>
+      </w:pPr>
+      <w:r>
+        <w:rPr>
+          <w:rFonts w:ascii="ヒラギノ明朝 ProN W3" w:eastAsia="ヒラギノ明朝 ProN W3" w:hAnsi="ヒラギノ明朝 ProN W3"/>
+          <w:sz w:val="20"/>
+          <w:szCs w:val="20"/>
+        </w:rPr>
+        <w:t>意図した旨が明示されていない限り、本契約の定めが優先します。</w:t>
+      </w:r>
+    </w:p>
+    <w:p>
+      <w:pPr>
+        <w:rPr>
+          <w:rFonts w:ascii="ヒラギノ明朝 ProN W3" w:eastAsia="ヒラギノ明朝 ProN W3" w:hAnsi="ヒラギノ明朝 ProN W3"/>
+          <w:sz w:val="20"/>
+          <w:szCs w:val="20"/>
+        </w:rPr>
+      </w:pPr>
+    </w:p>
+    <w:p>
+      <w:pPr>
+        <w:rPr>
+          <w:rFonts w:ascii="ヒラギノ明朝 ProN W3" w:eastAsia="ヒラギノ明朝 ProN W3" w:hAnsi="ヒラギノ明朝 ProN W3"/>
+          <w:sz w:val="20"/>
+          <w:szCs w:val="20"/>
+        </w:rPr>
+      </w:pPr>
+      <w:r>
+        <w:rPr>
+          <w:rFonts w:ascii="ヒラギノ明朝 ProN W3" w:eastAsia="ヒラギノ明朝 ProN W3" w:hAnsi="ヒラギノ明朝 ProN W3"/>
+          <w:sz w:val="20"/>
+          <w:szCs w:val="20"/>
+        </w:rPr>
+        <w:t>Harvey Specter:</w:t>
+      </w:r>
+    </w:p>
+    <w:p>
+      <w:pPr>
+        <w:rPr>
+          <w:rFonts w:ascii="ヒラギノ明朝 ProN W3" w:eastAsia="ヒラギノ明朝 ProN W3" w:hAnsi="ヒラギノ明朝 ProN W3"/>
+          <w:sz w:val="20"/>
+          <w:szCs w:val="20"/>
+        </w:rPr>
+      </w:pPr>
+      <w:r>
+        <w:rPr>
+          <w:rFonts w:ascii="ヒラギノ明朝 ProN W3" w:eastAsia="ヒラギノ明朝 ProN W3" w:hAnsi="ヒラギノ明朝 ProN W3"/>
+          <w:sz w:val="20"/>
+          <w:szCs w:val="20"/>
+        </w:rPr>
+        <w:t>If a schedule contradicts the master and it does not explicitly say 'we intend to override the master here', the master wins.</w:t>
+      </w:r>
+    </w:p>
+    <w:p>
+      <w:pPr>
+        <w:rPr>
+          <w:rFonts w:ascii="ヒラギノ明朝 ProN W3" w:eastAsia="ヒラギノ明朝 ProN W3" w:hAnsi="ヒラギノ明朝 ProN W3"/>
+          <w:sz w:val="20"/>
+          <w:szCs w:val="20"/>
+        </w:rPr>
+      </w:pPr>
+    </w:p>
+    <w:p>
+      <w:pPr>
+        <w:rPr>
+          <w:rFonts w:ascii="ヒラギノ明朝 ProN W3" w:eastAsia="ヒラギノ明朝 ProN W3" w:hAnsi="ヒラギノ明朝 ProN W3"/>
+          <w:sz w:val="20"/>
+          <w:szCs w:val="20"/>
+        </w:rPr>
+      </w:pPr>
+    </w:p>
+    <w:p>
+      <w:pPr>
+        <w:rPr>
+          <w:rFonts w:ascii="ヒラギノ明朝 ProN W3" w:eastAsia="ヒラギノ明朝 ProN W3" w:hAnsi="ヒラギノ明朝 ProN W3"/>
+          <w:sz w:val="20"/>
+          <w:szCs w:val="20"/>
+        </w:rPr>
+      </w:pPr>
+    </w:p>
+    <w:p>
+      <w:pPr>
+        <w:rPr>
+          <w:rFonts w:ascii="ヒラギノ明朝 ProN W3" w:eastAsia="ヒラギノ明朝 ProN W3" w:hAnsi="ヒラギノ明朝 ProN W3"/>
+          <w:sz w:val="20"/>
+          <w:szCs w:val="20"/>
+        </w:rPr>
+      </w:pPr>
+    </w:p>
+    <w:p>
+      <w:pPr>
+        <w:rPr>
+          <w:rFonts w:ascii="ヒラギノ明朝 ProN W3" w:eastAsia="ヒラギノ明朝 ProN W3" w:hAnsi="ヒラギノ明朝 ProN W3"/>
+          <w:sz w:val="20"/>
+          <w:szCs w:val="20"/>
+        </w:rPr>
+      </w:pPr>
+      <w:r>
+        <w:rPr>
+          <w:rFonts w:ascii="ヒラギノ明朝 ProN W3" w:eastAsia="ヒラギノ明朝 ProN W3" w:hAnsi="ヒラギノ明朝 ProN W3"/>
+          <w:sz w:val="20"/>
+          <w:szCs w:val="20"/>
+        </w:rPr>
+        <w:lastRenderedPageBreak/>
+        <w:t>3. 当事者は、必要に応じて複数の別紙を追加し得るものとし、それぞれの別紙は、本契約の枠内で独立した個別契約としての性質を併せ持つことを確認します。</w:t>
+      </w:r>
+    </w:p>
+    <w:p>
+      <w:pPr>
+        <w:rPr>
+          <w:rFonts w:ascii="ヒラギノ明朝 ProN W3" w:eastAsia="ヒラギノ明朝 ProN W3" w:hAnsi="ヒラギノ明朝 ProN W3"/>
+          <w:sz w:val="20"/>
+          <w:szCs w:val="20"/>
+        </w:rPr>
+      </w:pPr>
+    </w:p>
+    <w:p>
+      <w:pPr>
+        <w:rPr>
+          <w:rFonts w:ascii="ヒラギノ明朝 ProN W3" w:eastAsia="ヒラギノ明朝 ProN W3" w:hAnsi="ヒラギノ明朝 ProN W3"/>
+          <w:sz w:val="20"/>
+          <w:szCs w:val="20"/>
+        </w:rPr>
+      </w:pPr>
+      <w:r>
+        <w:rPr>
+          <w:rFonts w:ascii="ヒラギノ明朝 ProN W3" w:eastAsia="ヒラギノ明朝 ProN W3" w:hAnsi="ヒラギノ明朝 ProN W3"/>
+          <w:sz w:val="20"/>
+          <w:szCs w:val="20"/>
+        </w:rPr>
+        <w:t>Harvey Specter:</w:t>
+      </w:r>
+    </w:p>
+    <w:p>
+      <w:pPr>
+        <w:rPr>
+          <w:rFonts w:ascii="ヒラギノ明朝 ProN W3" w:eastAsia="ヒラギノ明朝 ProN W3" w:hAnsi="ヒラギノ明朝 ProN W3"/>
+          <w:sz w:val="20"/>
+          <w:szCs w:val="20"/>
+        </w:rPr>
+      </w:pPr>
+      <w:r>
+        <w:rPr>
+          <w:rFonts w:ascii="ヒラギノ明朝 ProN W3" w:eastAsia="ヒラギノ明朝 ProN W3" w:hAnsi="ヒラギノ明朝 ProN W3"/>
+          <w:sz w:val="20"/>
+          <w:szCs w:val="20"/>
+        </w:rPr>
+        <w:t>You can stack multiple annexes over time. Each is its own deal, but they are all anchored to this master framework.</w:t>
+      </w:r>
+    </w:p>
+    <w:p>
+      <w:pPr>
+        <w:rPr>
+          <w:rFonts w:ascii="ヒラギノ明朝 ProN W3" w:eastAsia="ヒラギノ明朝 ProN W3" w:hAnsi="ヒラギノ明朝 ProN W3"/>
+          <w:sz w:val="20"/>
+          <w:szCs w:val="20"/>
+        </w:rPr>
+      </w:pPr>
+    </w:p>
+    <w:p>
+      <w:pPr>
+        <w:rPr>
+          <w:rFonts w:ascii="ヒラギノ明朝 ProN W3" w:eastAsia="ヒラギノ明朝 ProN W3" w:hAnsi="ヒラギノ明朝 ProN W3"/>
+          <w:sz w:val="20"/>
+          <w:szCs w:val="20"/>
+        </w:rPr>
+      </w:pPr>
+      <w:r>
         <w:rPr>
           <w:rFonts w:ascii="ヒラギノ明朝 ProN W3" w:eastAsia="ヒラギノ明朝 ProN W3" w:hAnsi="ヒラギノ明朝 ProN W3" w:hint="eastAsia"/>
           <w:sz w:val="20"/>
           <w:szCs w:val="20"/>
         </w:rPr>
-      </w:pPr>
-    </w:p>
-    <w:p>
-      <w:pPr>
-        <w:rPr>
-          <w:rFonts w:ascii="ヒラギノ明朝 ProN W3" w:eastAsia="ヒラギノ明朝 ProN W3" w:hAnsi="ヒラギノ明朝 ProN W3"/>
-          <w:sz w:val="20"/>
-          <w:szCs w:val="20"/>
-        </w:rPr>
-      </w:pPr>
-      <w:r>
-        <w:rPr>
-          <w:rFonts w:ascii="ヒラギノ明朝 ProN W3" w:eastAsia="ヒラギノ明朝 ProN W3" w:hAnsi="ヒラギノ明朝 ProN W3"/>
-          <w:sz w:val="20"/>
-          <w:szCs w:val="20"/>
-        </w:rPr>
-        <w:t>第14条（ChatGPT 起案に関する特則）</w:t>
-      </w:r>
-    </w:p>
-    <w:p>
-      <w:pPr>
-        <w:rPr>
-          <w:rFonts w:ascii="ヒラギノ明朝 ProN W3" w:eastAsia="ヒラギノ明朝 ProN W3" w:hAnsi="ヒラギノ明朝 ProN W3"/>
-          <w:sz w:val="20"/>
-          <w:szCs w:val="20"/>
-        </w:rPr>
-      </w:pPr>
-    </w:p>
-    <w:p>
-      <w:pPr>
-        <w:rPr>
-          <w:rFonts w:ascii="ヒラギノ明朝 ProN W3" w:eastAsia="ヒラギノ明朝 ProN W3" w:hAnsi="ヒラギノ明朝 ProN W3"/>
-          <w:sz w:val="20"/>
-          <w:szCs w:val="20"/>
-        </w:rPr>
-      </w:pPr>
-      <w:r>
-        <w:rPr>
-          <w:rFonts w:ascii="ヒラギノ明朝 ProN W3" w:eastAsia="ヒラギノ明朝 ProN W3" w:hAnsi="ヒラギノ明朝 ProN W3"/>
-          <w:sz w:val="20"/>
-          <w:szCs w:val="20"/>
-        </w:rPr>
-        <w:t>1. 当事者は、本契約が ChatGPT による起案を基礎とすることから、将来の法改正、判例の変遷、AIに関する規制の変更等により、本契約条項のうち一部が想定外の評価を受ける可能性があることを理解し、その場合には信義則に</w:t>
-      </w:r>
-    </w:p>
-    <w:p>
-      <w:pPr>
-        <w:rPr>
-          <w:rFonts w:ascii="ヒラギノ明朝 ProN W3" w:eastAsia="ヒラギノ明朝 ProN W3" w:hAnsi="ヒラギノ明朝 ProN W3"/>
-          <w:sz w:val="20"/>
-          <w:szCs w:val="20"/>
-        </w:rPr>
-      </w:pPr>
-      <w:r>
-        <w:rPr>
-          <w:rFonts w:ascii="ヒラギノ明朝 ProN W3" w:eastAsia="ヒラギノ明朝 ProN W3" w:hAnsi="ヒラギノ明朝 ProN W3"/>
-          <w:sz w:val="20"/>
-          <w:szCs w:val="20"/>
-        </w:rPr>
-        <w:t>基づき協議の上で必要な修正を検討するものとします。</w:t>
+        <w:t>本マスター契約の署名欄、日付、当事者表示、並びに個別の料金・プラン・対象著作物等は、各ライセンシーごとに</w:t>
+      </w:r>
+    </w:p>
+    <w:p>
+      <w:pPr>
+        <w:rPr>
+          <w:rFonts w:ascii="ヒラギノ明朝 ProN W3" w:eastAsia="ヒラギノ明朝 ProN W3" w:hAnsi="ヒラギノ明朝 ProN W3"/>
+          <w:sz w:val="20"/>
+          <w:szCs w:val="20"/>
+        </w:rPr>
+      </w:pPr>
+      <w:r>
+        <w:rPr>
+          <w:rFonts w:ascii="ヒラギノ明朝 ProN W3" w:eastAsia="ヒラギノ明朝 ProN W3" w:hAnsi="ヒラギノ明朝 ProN W3" w:hint="eastAsia"/>
+          <w:sz w:val="20"/>
+          <w:szCs w:val="20"/>
+        </w:rPr>
+        <w:t>作成される別紙</w:t>
+      </w:r>
+      <w:r>
+        <w:rPr>
+          <w:rFonts w:ascii="ヒラギノ明朝 ProN W3" w:eastAsia="ヒラギノ明朝 ProN W3" w:hAnsi="ヒラギノ明朝 ProN W3" w:hint="eastAsia"/>
+          <w:sz w:val="20"/>
+          <w:szCs w:val="20"/>
+        </w:rPr>
+        <w:t>及び</w:t>
+      </w:r>
+      <w:r>
+        <w:rPr>
+          <w:rFonts w:ascii="ヒラギノ明朝 ProN W3" w:eastAsia="ヒラギノ明朝 ProN W3" w:hAnsi="ヒラギノ明朝 ProN W3" w:hint="eastAsia"/>
+          <w:sz w:val="20"/>
+          <w:szCs w:val="20"/>
+        </w:rPr>
+        <w:t>署名ページにおいて定められるものとします。</w:t>
       </w:r>
     </w:p>
     <w:p>
@@ -5084,33 +6037,108 @@
           <w:sz w:val="20"/>
           <w:szCs w:val="20"/>
         </w:rPr>
-        <w:t>Law evolves. AI regulation evolves. Some clause that looks clean today may look different in five years. If that happens, both sides commit to sit down and adjust in good faith.</w:t>
-      </w:r>
-    </w:p>
-    <w:p>
-      <w:pPr>
-        <w:rPr>
-          <w:rFonts w:ascii="ヒラギノ明朝 ProN W3" w:eastAsia="ヒラギノ明朝 ProN W3" w:hAnsi="ヒラギノ明朝 ProN W3"/>
-          <w:sz w:val="20"/>
-          <w:szCs w:val="20"/>
-        </w:rPr>
-      </w:pPr>
-    </w:p>
-    <w:p>
-      <w:pPr>
-        <w:rPr>
-          <w:rFonts w:ascii="ヒラギノ明朝 ProN W3" w:eastAsia="ヒラギノ明朝 ProN W3" w:hAnsi="ヒラギノ明朝 ProN W3"/>
-          <w:sz w:val="20"/>
-          <w:szCs w:val="20"/>
-        </w:rPr>
-      </w:pPr>
-      <w:r>
-        <w:rPr>
-          <w:rFonts w:ascii="ヒラギノ明朝 ProN W3" w:eastAsia="ヒラギノ明朝 ProN W3" w:hAnsi="ヒラギノ明朝 ProN W3"/>
-          <w:sz w:val="20"/>
-          <w:szCs w:val="20"/>
-        </w:rPr>
-        <w:t>2. もっとも、かかる協議義務は、当事者の一方に一方的な修正義務を課すものではなく、裁判所による補充的解釈や一部無効・一部有効の判断を妨げるものではないことを当事者は確認します。</w:t>
+        <w:t>Signature blocks, dates, prices, and plan names are all handled per counterparty in the annexes and signature pages. This master is the skeleton. Every specific deal you strike will hang its flesh on these bones.</w:t>
+      </w:r>
+      <w:bookmarkEnd w:id="0"/>
+    </w:p>
+    <w:p>
+      <w:pPr>
+        <w:rPr>
+          <w:rFonts w:ascii="ヒラギノ明朝 ProN W3" w:eastAsia="ヒラギノ明朝 ProN W3" w:hAnsi="ヒラギノ明朝 ProN W3"/>
+          <w:sz w:val="20"/>
+          <w:szCs w:val="20"/>
+        </w:rPr>
+      </w:pPr>
+    </w:p>
+    <w:p>
+      <w:pPr>
+        <w:rPr>
+          <w:rFonts w:ascii="ヒラギノ明朝 ProN W3" w:eastAsia="ヒラギノ明朝 ProN W3" w:hAnsi="ヒラギノ明朝 ProN W3"/>
+          <w:sz w:val="20"/>
+          <w:szCs w:val="20"/>
+        </w:rPr>
+      </w:pPr>
+      <w:r>
+        <w:rPr>
+          <w:rFonts w:ascii="ヒラギノ明朝 ProN W3" w:eastAsia="ヒラギノ明朝 ProN W3" w:hAnsi="ヒラギノ明朝 ProN W3" w:hint="eastAsia"/>
+          <w:sz w:val="20"/>
+          <w:szCs w:val="20"/>
+        </w:rPr>
+        <w:t>第</w:t>
+      </w:r>
+      <w:r>
+        <w:rPr>
+          <w:rFonts w:ascii="ヒラギノ明朝 ProN W3" w:eastAsia="ヒラギノ明朝 ProN W3" w:hAnsi="ヒラギノ明朝 ProN W3"/>
+          <w:sz w:val="20"/>
+          <w:szCs w:val="20"/>
+        </w:rPr>
+        <w:t>17条（署名PDFの送付方法及び効力発生時期）</w:t>
+      </w:r>
+    </w:p>
+    <w:p>
+      <w:pPr>
+        <w:rPr>
+          <w:rFonts w:ascii="ヒラギノ明朝 ProN W3" w:eastAsia="ヒラギノ明朝 ProN W3" w:hAnsi="ヒラギノ明朝 ProN W3"/>
+          <w:sz w:val="20"/>
+          <w:szCs w:val="20"/>
+        </w:rPr>
+      </w:pPr>
+      <w:r>
+        <w:rPr>
+          <w:rFonts w:ascii="ヒラギノ明朝 ProN W3" w:eastAsia="ヒラギノ明朝 ProN W3" w:hAnsi="ヒラギノ明朝 ProN W3"/>
+          <w:sz w:val="20"/>
+          <w:szCs w:val="20"/>
+        </w:rPr>
+        <w:t>1.</w:t>
+      </w:r>
+      <w:r>
+        <w:rPr>
+          <w:rFonts w:ascii="ヒラギノ明朝 ProN W3" w:eastAsia="ヒラギノ明朝 ProN W3" w:hAnsi="ヒラギノ明朝 ProN W3"/>
+          <w:sz w:val="20"/>
+          <w:szCs w:val="20"/>
+        </w:rPr>
+        <w:t xml:space="preserve"> </w:t>
+      </w:r>
+      <w:r>
+        <w:rPr>
+          <w:rFonts w:ascii="ヒラギノ明朝 ProN W3" w:eastAsia="ヒラギノ明朝 ProN W3" w:hAnsi="ヒラギノ明朝 ProN W3"/>
+          <w:sz w:val="20"/>
+          <w:szCs w:val="20"/>
+        </w:rPr>
+        <w:t>ライセンシーが本マスター契約及び別紙に基づくライセンス契約の締結を希望する場合、ライセンシーは、自らの代表権限を有する署名権者により本契約書及び当該別紙に自署又は適法な電子署名を施したPDFファイル（以下</w:t>
+      </w:r>
+    </w:p>
+    <w:p>
+      <w:pPr>
+        <w:rPr>
+          <w:rFonts w:ascii="ヒラギノ明朝 ProN W3" w:eastAsia="ヒラギノ明朝 ProN W3" w:hAnsi="ヒラギノ明朝 ProN W3"/>
+          <w:sz w:val="20"/>
+          <w:szCs w:val="20"/>
+        </w:rPr>
+      </w:pPr>
+      <w:r>
+        <w:rPr>
+          <w:rFonts w:ascii="ヒラギノ明朝 ProN W3" w:eastAsia="ヒラギノ明朝 ProN W3" w:hAnsi="ヒラギノ明朝 ProN W3"/>
+          <w:sz w:val="20"/>
+          <w:szCs w:val="20"/>
+        </w:rPr>
+        <w:t>「署名PDF」といいます。）を作成し、これを電子メールに添付の</w:t>
+      </w:r>
+      <w:r>
+        <w:rPr>
+          <w:rFonts w:ascii="ヒラギノ明朝 ProN W3" w:eastAsia="ヒラギノ明朝 ProN W3" w:hAnsi="ヒラギノ明朝 ProN W3" w:hint="eastAsia"/>
+          <w:sz w:val="20"/>
+          <w:szCs w:val="20"/>
+        </w:rPr>
+        <w:t>上</w:t>
+      </w:r>
+      <w:r>
+        <w:rPr>
+          <w:rFonts w:ascii="ヒラギノ明朝 ProN W3" w:eastAsia="ヒラギノ明朝 ProN W3" w:hAnsi="ヒラギノ明朝 ProN W3"/>
+          <w:sz w:val="20"/>
+          <w:szCs w:val="20"/>
+        </w:rPr>
+        <w:t>、ライセンサーの専用メールアドレス「ak4dy1@gmail.com」に送信するものとします。</w:t>
       </w:r>
     </w:p>
     <w:p>
@@ -5153,92 +6181,66 @@
           <w:sz w:val="20"/>
           <w:szCs w:val="20"/>
         </w:rPr>
-        <w:t>You talk first. If you cannot resolve it, the court fills in the gaps. This clause does not give either side a unilateral right to rewrite the deal.</w:t>
-      </w:r>
-    </w:p>
-    <w:p>
-      <w:pPr>
-        <w:rPr>
-          <w:rFonts w:ascii="ヒラギノ明朝 ProN W3" w:eastAsia="ヒラギノ明朝 ProN W3" w:hAnsi="ヒラギノ明朝 ProN W3"/>
-          <w:sz w:val="20"/>
-          <w:szCs w:val="20"/>
-        </w:rPr>
-      </w:pPr>
-    </w:p>
-    <w:p>
-      <w:pPr>
-        <w:rPr>
-          <w:rFonts w:ascii="ヒラギノ明朝 ProN W3" w:eastAsia="ヒラギノ明朝 ProN W3" w:hAnsi="ヒラギノ明朝 ProN W3"/>
-          <w:sz w:val="20"/>
-          <w:szCs w:val="20"/>
-        </w:rPr>
-      </w:pPr>
-      <w:r>
-        <w:rPr>
-          <w:rFonts w:ascii="ヒラギノ明朝 ProN W3" w:eastAsia="ヒラギノ明朝 ProN W3" w:hAnsi="ヒラギノ明朝 ProN W3"/>
-          <w:sz w:val="20"/>
-          <w:szCs w:val="20"/>
-        </w:rPr>
-        <w:t>第15条（完全合意・分離可能性）</w:t>
-      </w:r>
-    </w:p>
-    <w:p>
-      <w:pPr>
-        <w:rPr>
-          <w:rFonts w:ascii="ヒラギノ明朝 ProN W3" w:eastAsia="ヒラギノ明朝 ProN W3" w:hAnsi="ヒラギノ明朝 ProN W3"/>
-          <w:sz w:val="20"/>
-          <w:szCs w:val="20"/>
-        </w:rPr>
-      </w:pPr>
-    </w:p>
-    <w:p>
-      <w:pPr>
-        <w:rPr>
-          <w:rFonts w:ascii="ヒラギノ明朝 ProN W3" w:eastAsia="ヒラギノ明朝 ProN W3" w:hAnsi="ヒラギノ明朝 ProN W3"/>
-          <w:sz w:val="20"/>
-          <w:szCs w:val="20"/>
-        </w:rPr>
-      </w:pPr>
-      <w:r>
-        <w:rPr>
-          <w:rFonts w:ascii="ヒラギノ明朝 ProN W3" w:eastAsia="ヒラギノ明朝 ProN W3" w:hAnsi="ヒラギノ明朝 ProN W3"/>
-          <w:sz w:val="20"/>
-          <w:szCs w:val="20"/>
-        </w:rPr>
-        <w:t>1. 本契約</w:t>
-      </w:r>
-      <w:r>
-        <w:rPr>
-          <w:rFonts w:ascii="ヒラギノ明朝 ProN W3" w:eastAsia="ヒラギノ明朝 ProN W3" w:hAnsi="ヒラギノ明朝 ProN W3"/>
-          <w:sz w:val="20"/>
-          <w:szCs w:val="20"/>
-        </w:rPr>
-        <w:t>及び</w:t>
-      </w:r>
-      <w:r>
-        <w:rPr>
-          <w:rFonts w:ascii="ヒラギノ明朝 ProN W3" w:eastAsia="ヒラギノ明朝 ProN W3" w:hAnsi="ヒラギノ明朝 ProN W3"/>
-          <w:sz w:val="20"/>
-          <w:szCs w:val="20"/>
-        </w:rPr>
-        <w:t>別紙は、当事者間の当該ライセンス事項に関する完全な合意を構成し、本契約締結前の一切の口頭</w:t>
-      </w:r>
-    </w:p>
-    <w:p>
-      <w:pPr>
-        <w:rPr>
-          <w:rFonts w:ascii="ヒラギノ明朝 ProN W3" w:eastAsia="ヒラギノ明朝 ProN W3" w:hAnsi="ヒラギノ明朝 ProN W3"/>
-          <w:sz w:val="20"/>
-          <w:szCs w:val="20"/>
-        </w:rPr>
-      </w:pPr>
-      <w:r>
-        <w:rPr>
-          <w:rFonts w:ascii="ヒラギノ明朝 ProN W3" w:eastAsia="ヒラギノ明朝 ProN W3" w:hAnsi="ヒラギノ明朝 ProN W3"/>
-          <w:sz w:val="20"/>
-          <w:szCs w:val="20"/>
-        </w:rPr>
-        <w:t>または書面による合意、提案、交渉等に優先します。</w:t>
+        <w:t>If you want this master agreement to become real, your authorized signatory signs the PDF, and you email that signed PDF to one place only: ak4dy1@gmail.com. That inbox is the dedicated execution channel. Nothing else counts for closing the deal.</w:t>
+      </w:r>
+    </w:p>
+    <w:p>
+      <w:pPr>
+        <w:rPr>
+          <w:rFonts w:ascii="ヒラギノ明朝 ProN W3" w:eastAsia="ヒラギノ明朝 ProN W3" w:hAnsi="ヒラギノ明朝 ProN W3"/>
+          <w:sz w:val="20"/>
+          <w:szCs w:val="20"/>
+        </w:rPr>
+      </w:pPr>
+    </w:p>
+    <w:p>
+      <w:pPr>
+        <w:rPr>
+          <w:rFonts w:ascii="ヒラギノ明朝 ProN W3" w:eastAsia="ヒラギノ明朝 ProN W3" w:hAnsi="ヒラギノ明朝 ProN W3"/>
+          <w:sz w:val="20"/>
+          <w:szCs w:val="20"/>
+        </w:rPr>
+      </w:pPr>
+      <w:r>
+        <w:rPr>
+          <w:rFonts w:ascii="ヒラギノ明朝 ProN W3" w:eastAsia="ヒラギノ明朝 ProN W3" w:hAnsi="ヒラギノ明朝 ProN W3"/>
+          <w:sz w:val="20"/>
+          <w:szCs w:val="20"/>
+        </w:rPr>
+        <w:t>2.</w:t>
+      </w:r>
+      <w:r>
+        <w:rPr>
+          <w:rFonts w:ascii="ヒラギノ明朝 ProN W3" w:eastAsia="ヒラギノ明朝 ProN W3" w:hAnsi="ヒラギノ明朝 ProN W3"/>
+          <w:sz w:val="20"/>
+          <w:szCs w:val="20"/>
+        </w:rPr>
+        <w:t xml:space="preserve"> </w:t>
+      </w:r>
+      <w:r>
+        <w:rPr>
+          <w:rFonts w:ascii="ヒラギノ明朝 ProN W3" w:eastAsia="ヒラギノ明朝 ProN W3" w:hAnsi="ヒラギノ明朝 ProN W3"/>
+          <w:sz w:val="20"/>
+          <w:szCs w:val="20"/>
+        </w:rPr>
+        <w:t>前項の電子メールの件名は、「Request AGREEMENT」のみとし、その他の文字列・記号等を付加してはならないものとします。ライセンサーは、当該件名を有しない電子メールについて、本契約又は別紙に関する正式な申込み、</w:t>
+      </w:r>
+    </w:p>
+    <w:p>
+      <w:pPr>
+        <w:rPr>
+          <w:rFonts w:ascii="ヒラギノ明朝 ProN W3" w:eastAsia="ヒラギノ明朝 ProN W3" w:hAnsi="ヒラギノ明朝 ProN W3"/>
+          <w:sz w:val="20"/>
+          <w:szCs w:val="20"/>
+        </w:rPr>
+      </w:pPr>
+      <w:r>
+        <w:rPr>
+          <w:rFonts w:ascii="ヒラギノ明朝 ProN W3" w:eastAsia="ヒラギノ明朝 ProN W3" w:hAnsi="ヒラギノ明朝 ProN W3"/>
+          <w:sz w:val="20"/>
+          <w:szCs w:val="20"/>
+        </w:rPr>
+        <w:t>通知若しくは契約締結の意思表示として取り扱う義務を負わないものとします。</w:t>
       </w:r>
     </w:p>
     <w:p>
@@ -5281,35 +6283,127 @@
           <w:sz w:val="20"/>
           <w:szCs w:val="20"/>
         </w:rPr>
-        <w:t>This document and its annexes are the whole deal. Anything said before that did not make it into the text is background noise.</w:t>
-      </w:r>
-    </w:p>
-    <w:p>
-      <w:pPr>
-        <w:rPr>
-          <w:rFonts w:ascii="ヒラギノ明朝 ProN W3" w:eastAsia="ヒラギノ明朝 ProN W3" w:hAnsi="ヒラギノ明朝 ProN W3"/>
-          <w:sz w:val="20"/>
-          <w:szCs w:val="20"/>
-        </w:rPr>
-      </w:pPr>
-    </w:p>
-    <w:p>
-      <w:pPr>
-        <w:rPr>
-          <w:rFonts w:ascii="ヒラギノ明朝 ProN W3" w:eastAsia="ヒラギノ明朝 ProN W3" w:hAnsi="ヒラギノ明朝 ProN W3"/>
-          <w:sz w:val="20"/>
-          <w:szCs w:val="20"/>
-        </w:rPr>
-      </w:pPr>
-    </w:p>
-    <w:p>
-      <w:pPr>
-        <w:rPr>
-          <w:rFonts w:ascii="ヒラギノ明朝 ProN W3" w:eastAsia="ヒラギノ明朝 ProN W3" w:hAnsi="ヒラギノ明朝 ProN W3"/>
-          <w:sz w:val="20"/>
-          <w:szCs w:val="20"/>
-        </w:rPr>
-      </w:pPr>
+        <w:t>The subject line is not a suggestion. It must read exactly “Request AGREEMENT” and nothing else. If you change it, shorten it, decorate it, or improvise, Kimura has no duty to treat that email as a contract request. This is how he avoids accidental deletion and misrouting.</w:t>
+      </w:r>
+    </w:p>
+    <w:p>
+      <w:pPr>
+        <w:rPr>
+          <w:rFonts w:ascii="ヒラギノ明朝 ProN W3" w:eastAsia="ヒラギノ明朝 ProN W3" w:hAnsi="ヒラギノ明朝 ProN W3"/>
+          <w:sz w:val="20"/>
+          <w:szCs w:val="20"/>
+        </w:rPr>
+      </w:pPr>
+    </w:p>
+    <w:p>
+      <w:pPr>
+        <w:rPr>
+          <w:rFonts w:ascii="ヒラギノ明朝 ProN W3" w:eastAsia="ヒラギノ明朝 ProN W3" w:hAnsi="ヒラギノ明朝 ProN W3"/>
+          <w:sz w:val="20"/>
+          <w:szCs w:val="20"/>
+        </w:rPr>
+      </w:pPr>
+      <w:r>
+        <w:rPr>
+          <w:rFonts w:ascii="ヒラギノ明朝 ProN W3" w:eastAsia="ヒラギノ明朝 ProN W3" w:hAnsi="ヒラギノ明朝 ProN W3"/>
+          <w:sz w:val="20"/>
+          <w:szCs w:val="20"/>
+        </w:rPr>
+        <w:t>3.</w:t>
+      </w:r>
+      <w:r>
+        <w:rPr>
+          <w:rFonts w:ascii="ヒラギノ明朝 ProN W3" w:eastAsia="ヒラギノ明朝 ProN W3" w:hAnsi="ヒラギノ明朝 ProN W3"/>
+          <w:sz w:val="20"/>
+          <w:szCs w:val="20"/>
+        </w:rPr>
+        <w:t xml:space="preserve"> </w:t>
+      </w:r>
+      <w:r>
+        <w:rPr>
+          <w:rFonts w:ascii="ヒラギノ明朝 ProN W3" w:eastAsia="ヒラギノ明朝 ProN W3" w:hAnsi="ヒラギノ明朝 ProN W3"/>
+          <w:sz w:val="20"/>
+          <w:szCs w:val="20"/>
+        </w:rPr>
+        <w:t>ライセンサーは、署名PDFを上記メールアドレスにおいて受領した後、当該署名PDFを自ら管理する</w:t>
+      </w:r>
+    </w:p>
+    <w:p>
+      <w:pPr>
+        <w:rPr>
+          <w:rFonts w:ascii="ヒラギノ明朝 ProN W3" w:eastAsia="ヒラギノ明朝 ProN W3" w:hAnsi="ヒラギノ明朝 ProN W3"/>
+          <w:sz w:val="20"/>
+          <w:szCs w:val="20"/>
+        </w:rPr>
+      </w:pPr>
+      <w:r>
+        <w:rPr>
+          <w:rFonts w:ascii="ヒラギノ明朝 ProN W3" w:eastAsia="ヒラギノ明朝 ProN W3" w:hAnsi="ヒラギノ明朝 ProN W3"/>
+          <w:sz w:val="20"/>
+          <w:szCs w:val="20"/>
+        </w:rPr>
+        <w:t>Gitリポジトリの所定のディレクトリにアップロードした時点をもって、本契約及び当該別紙に基づく契約を承諾したものとし、その時点で本契約及び当該別紙は法律上の効力を生じるものとします。ライセンサーは、本契約書及び</w:t>
+      </w:r>
+    </w:p>
+    <w:p>
+      <w:pPr>
+        <w:rPr>
+          <w:rFonts w:ascii="ヒラギノ明朝 ProN W3" w:eastAsia="ヒラギノ明朝 ProN W3" w:hAnsi="ヒラギノ明朝 ProN W3"/>
+          <w:sz w:val="20"/>
+          <w:szCs w:val="20"/>
+        </w:rPr>
+      </w:pPr>
+      <w:r>
+        <w:rPr>
+          <w:rFonts w:ascii="ヒラギノ明朝 ProN W3" w:eastAsia="ヒラギノ明朝 ProN W3" w:hAnsi="ヒラギノ明朝 ProN W3"/>
+          <w:sz w:val="20"/>
+          <w:szCs w:val="20"/>
+        </w:rPr>
+        <w:t>別紙に自署又は電子署名を行わないこと、並びにアップロード行為のみをもって承諾の意思表示とすることにつき、ライセンシーはあらかじめ承諾します。</w:t>
+      </w:r>
+    </w:p>
+    <w:p>
+      <w:pPr>
+        <w:rPr>
+          <w:rFonts w:ascii="ヒラギノ明朝 ProN W3" w:eastAsia="ヒラギノ明朝 ProN W3" w:hAnsi="ヒラギノ明朝 ProN W3"/>
+          <w:sz w:val="20"/>
+          <w:szCs w:val="20"/>
+        </w:rPr>
+      </w:pPr>
+    </w:p>
+    <w:p>
+      <w:pPr>
+        <w:rPr>
+          <w:rFonts w:ascii="ヒラギノ明朝 ProN W3" w:eastAsia="ヒラギノ明朝 ProN W3" w:hAnsi="ヒラギノ明朝 ProN W3"/>
+          <w:sz w:val="20"/>
+          <w:szCs w:val="20"/>
+        </w:rPr>
+      </w:pPr>
+      <w:r>
+        <w:rPr>
+          <w:rFonts w:ascii="ヒラギノ明朝 ProN W3" w:eastAsia="ヒラギノ明朝 ProN W3" w:hAnsi="ヒラギノ明朝 ProN W3"/>
+          <w:sz w:val="20"/>
+          <w:szCs w:val="20"/>
+        </w:rPr>
+        <w:t>Harvey Specter:</w:t>
+      </w:r>
+    </w:p>
+    <w:p>
+      <w:pPr>
+        <w:rPr>
+          <w:rFonts w:ascii="ヒラギノ明朝 ProN W3" w:eastAsia="ヒラギノ明朝 ProN W3" w:hAnsi="ヒラギノ明朝 ProN W3"/>
+          <w:sz w:val="20"/>
+          <w:szCs w:val="20"/>
+        </w:rPr>
+      </w:pPr>
+      <w:r>
+        <w:rPr>
+          <w:rFonts w:ascii="ヒラギノ明朝 ProN W3" w:eastAsia="ヒラギノ明朝 ProN W3" w:hAnsi="ヒラギノ明朝 ProN W3"/>
+          <w:sz w:val="20"/>
+          <w:szCs w:val="20"/>
+        </w:rPr>
+        <w:t>Kimura never signs. Upload means acceptance. Once your signed PDF lands in his repository’s designated folder, the contract goes live. No countersignature. No duplicate paperwork. Upload equals yes.</w:t>
+      </w:r>
     </w:p>
     <w:p>
       <w:pPr>
@@ -5326,24 +6420,57 @@
           <w:szCs w:val="20"/>
         </w:rPr>
         <w:lastRenderedPageBreak/>
-        <w:t>2. 本契約のいずれかの条項が、日本の裁判所により無効または執行不能と判断された場合であっても、当該条項は</w:t>
-      </w:r>
-    </w:p>
-    <w:p>
-      <w:pPr>
-        <w:rPr>
-          <w:rFonts w:ascii="ヒラギノ明朝 ProN W3" w:eastAsia="ヒラギノ明朝 ProN W3" w:hAnsi="ヒラギノ明朝 ProN W3"/>
-          <w:sz w:val="20"/>
-          <w:szCs w:val="20"/>
-        </w:rPr>
-      </w:pPr>
-      <w:r>
-        <w:rPr>
-          <w:rFonts w:ascii="ヒラギノ明朝 ProN W3" w:eastAsia="ヒラギノ明朝 ProN W3" w:hAnsi="ヒラギノ明朝 ProN W3"/>
-          <w:sz w:val="20"/>
-          <w:szCs w:val="20"/>
-        </w:rPr>
-        <w:t>必要な限度で分離され、残余の条項は引き続き完全な効力を有するものとします。</w:t>
+        <w:t>4.</w:t>
+      </w:r>
+      <w:r>
+        <w:rPr>
+          <w:rFonts w:ascii="ヒラギノ明朝 ProN W3" w:eastAsia="ヒラギノ明朝 ProN W3" w:hAnsi="ヒラギノ明朝 ProN W3"/>
+          <w:sz w:val="20"/>
+          <w:szCs w:val="20"/>
+        </w:rPr>
+        <w:t xml:space="preserve"> </w:t>
+      </w:r>
+      <w:r>
+        <w:rPr>
+          <w:rFonts w:ascii="ヒラギノ明朝 ProN W3" w:eastAsia="ヒラギノ明朝 ProN W3" w:hAnsi="ヒラギノ明朝 ProN W3"/>
+          <w:sz w:val="20"/>
+          <w:szCs w:val="20"/>
+        </w:rPr>
+        <w:t>前項に定めるアップロードは、当該Gitリポジトリに記録されるコミットハッシュ及びタイムスタンプにより</w:t>
+      </w:r>
+    </w:p>
+    <w:p>
+      <w:pPr>
+        <w:rPr>
+          <w:rFonts w:ascii="ヒラギノ明朝 ProN W3" w:eastAsia="ヒラギノ明朝 ProN W3" w:hAnsi="ヒラギノ明朝 ProN W3"/>
+          <w:sz w:val="20"/>
+          <w:szCs w:val="20"/>
+        </w:rPr>
+      </w:pPr>
+      <w:r>
+        <w:rPr>
+          <w:rFonts w:ascii="ヒラギノ明朝 ProN W3" w:eastAsia="ヒラギノ明朝 ProN W3" w:hAnsi="ヒラギノ明朝 ProN W3"/>
+          <w:sz w:val="20"/>
+          <w:szCs w:val="20"/>
+        </w:rPr>
+        <w:t>客観的に証明されるものとし、当事者は、これらが本契約及び別紙の効力発生時期に関する第一次的な証拠となる</w:t>
+      </w:r>
+    </w:p>
+    <w:p>
+      <w:pPr>
+        <w:rPr>
+          <w:rFonts w:ascii="ヒラギノ明朝 ProN W3" w:eastAsia="ヒラギノ明朝 ProN W3" w:hAnsi="ヒラギノ明朝 ProN W3"/>
+          <w:sz w:val="20"/>
+          <w:szCs w:val="20"/>
+        </w:rPr>
+      </w:pPr>
+      <w:r>
+        <w:rPr>
+          <w:rFonts w:ascii="ヒラギノ明朝 ProN W3" w:eastAsia="ヒラギノ明朝 ProN W3" w:hAnsi="ヒラギノ明朝 ProN W3"/>
+          <w:sz w:val="20"/>
+          <w:szCs w:val="20"/>
+        </w:rPr>
+        <w:t>ことに合意します。</w:t>
       </w:r>
     </w:p>
     <w:p>
@@ -5386,92 +6513,83 @@
           <w:sz w:val="20"/>
           <w:szCs w:val="20"/>
         </w:rPr>
-        <w:t>If one clause is struck down, the rest of the contract stands. You do not lose the whole building because one brick was defective.</w:t>
-      </w:r>
-    </w:p>
-    <w:p>
-      <w:pPr>
-        <w:rPr>
-          <w:rFonts w:ascii="ヒラギノ明朝 ProN W3" w:eastAsia="ヒラギノ明朝 ProN W3" w:hAnsi="ヒラギノ明朝 ProN W3"/>
-          <w:sz w:val="20"/>
-          <w:szCs w:val="20"/>
-        </w:rPr>
-      </w:pPr>
-    </w:p>
-    <w:p>
-      <w:pPr>
-        <w:rPr>
-          <w:rFonts w:ascii="ヒラギノ明朝 ProN W3" w:eastAsia="ヒラギノ明朝 ProN W3" w:hAnsi="ヒラギノ明朝 ProN W3"/>
-          <w:sz w:val="20"/>
-          <w:szCs w:val="20"/>
-        </w:rPr>
-      </w:pPr>
-      <w:r>
-        <w:rPr>
-          <w:rFonts w:ascii="ヒラギノ明朝 ProN W3" w:eastAsia="ヒラギノ明朝 ProN W3" w:hAnsi="ヒラギノ明朝 ProN W3"/>
-          <w:sz w:val="20"/>
-          <w:szCs w:val="20"/>
-        </w:rPr>
-        <w:t>第16条（別紙</w:t>
-      </w:r>
-      <w:r>
-        <w:rPr>
-          <w:rFonts w:ascii="ヒラギノ明朝 ProN W3" w:eastAsia="ヒラギノ明朝 ProN W3" w:hAnsi="ヒラギノ明朝 ProN W3"/>
-          <w:sz w:val="20"/>
-          <w:szCs w:val="20"/>
-        </w:rPr>
-        <w:t>及び</w:t>
-      </w:r>
-      <w:r>
-        <w:rPr>
-          <w:rFonts w:ascii="ヒラギノ明朝 ProN W3" w:eastAsia="ヒラギノ明朝 ProN W3" w:hAnsi="ヒラギノ明朝 ProN W3"/>
-          <w:sz w:val="20"/>
-          <w:szCs w:val="20"/>
-        </w:rPr>
-        <w:t>個別契約）</w:t>
-      </w:r>
-    </w:p>
-    <w:p>
-      <w:pPr>
-        <w:rPr>
-          <w:rFonts w:ascii="ヒラギノ明朝 ProN W3" w:eastAsia="ヒラギノ明朝 ProN W3" w:hAnsi="ヒラギノ明朝 ProN W3"/>
-          <w:sz w:val="20"/>
-          <w:szCs w:val="20"/>
-        </w:rPr>
-      </w:pPr>
-    </w:p>
-    <w:p>
-      <w:pPr>
-        <w:rPr>
-          <w:rFonts w:ascii="ヒラギノ明朝 ProN W3" w:eastAsia="ヒラギノ明朝 ProN W3" w:hAnsi="ヒラギノ明朝 ProN W3"/>
-          <w:sz w:val="20"/>
-          <w:szCs w:val="20"/>
-        </w:rPr>
-      </w:pPr>
-      <w:r>
-        <w:rPr>
-          <w:rFonts w:ascii="ヒラギノ明朝 ProN W3" w:eastAsia="ヒラギノ明朝 ProN W3" w:hAnsi="ヒラギノ明朝 ProN W3"/>
-          <w:sz w:val="20"/>
-          <w:szCs w:val="20"/>
-        </w:rPr>
-        <w:t>1. 本契約に基づく具体的なライセンスの内容、料金、期間、対象著作物等は、別紙に定める個別条件により特定</w:t>
-      </w:r>
-    </w:p>
-    <w:p>
-      <w:pPr>
-        <w:rPr>
-          <w:rFonts w:ascii="ヒラギノ明朝 ProN W3" w:eastAsia="ヒラギノ明朝 ProN W3" w:hAnsi="ヒラギノ明朝 ProN W3"/>
-          <w:sz w:val="20"/>
-          <w:szCs w:val="20"/>
-        </w:rPr>
-      </w:pPr>
-      <w:r>
-        <w:rPr>
-          <w:rFonts w:ascii="ヒラギノ明朝 ProN W3" w:eastAsia="ヒラギノ明朝 ProN W3" w:hAnsi="ヒラギノ明朝 ProN W3"/>
-          <w:sz w:val="20"/>
-          <w:szCs w:val="20"/>
-        </w:rPr>
-        <w:t>されます。</w:t>
+        <w:t>The commit hash and timestamp in the repo are the time stamp. They are the primary evidence of when the contract took effect. You do not need a notary when you already have an immutable ledger.</w:t>
+      </w:r>
+    </w:p>
+    <w:p>
+      <w:pPr>
+        <w:rPr>
+          <w:rFonts w:ascii="ヒラギノ明朝 ProN W3" w:eastAsia="ヒラギノ明朝 ProN W3" w:hAnsi="ヒラギノ明朝 ProN W3"/>
+          <w:sz w:val="20"/>
+          <w:szCs w:val="20"/>
+        </w:rPr>
+      </w:pPr>
+    </w:p>
+    <w:p>
+      <w:pPr>
+        <w:rPr>
+          <w:rFonts w:ascii="ヒラギノ明朝 ProN W3" w:eastAsia="ヒラギノ明朝 ProN W3" w:hAnsi="ヒラギノ明朝 ProN W3"/>
+          <w:sz w:val="20"/>
+          <w:szCs w:val="20"/>
+        </w:rPr>
+      </w:pPr>
+      <w:r>
+        <w:rPr>
+          <w:rFonts w:ascii="ヒラギノ明朝 ProN W3" w:eastAsia="ヒラギノ明朝 ProN W3" w:hAnsi="ヒラギノ明朝 ProN W3"/>
+          <w:sz w:val="20"/>
+          <w:szCs w:val="20"/>
+        </w:rPr>
+        <w:t>5.</w:t>
+      </w:r>
+      <w:r>
+        <w:rPr>
+          <w:rFonts w:ascii="ヒラギノ明朝 ProN W3" w:eastAsia="ヒラギノ明朝 ProN W3" w:hAnsi="ヒラギノ明朝 ProN W3"/>
+          <w:sz w:val="20"/>
+          <w:szCs w:val="20"/>
+        </w:rPr>
+        <w:t xml:space="preserve"> </w:t>
+      </w:r>
+      <w:r>
+        <w:rPr>
+          <w:rFonts w:ascii="ヒラギノ明朝 ProN W3" w:eastAsia="ヒラギノ明朝 ProN W3" w:hAnsi="ヒラギノ明朝 ProN W3"/>
+          <w:sz w:val="20"/>
+          <w:szCs w:val="20"/>
+        </w:rPr>
+        <w:t>署名PDFがライセンサーの上記メールアドレスに到達したことのみをもっては、本契約及び別紙は効力を</w:t>
+      </w:r>
+    </w:p>
+    <w:p>
+      <w:pPr>
+        <w:rPr>
+          <w:rFonts w:ascii="ヒラギノ明朝 ProN W3" w:eastAsia="ヒラギノ明朝 ProN W3" w:hAnsi="ヒラギノ明朝 ProN W3"/>
+          <w:sz w:val="20"/>
+          <w:szCs w:val="20"/>
+        </w:rPr>
+      </w:pPr>
+      <w:r>
+        <w:rPr>
+          <w:rFonts w:ascii="ヒラギノ明朝 ProN W3" w:eastAsia="ヒラギノ明朝 ProN W3" w:hAnsi="ヒラギノ明朝 ProN W3"/>
+          <w:sz w:val="20"/>
+          <w:szCs w:val="20"/>
+        </w:rPr>
+        <w:t>生じないものとします。ライセンサーは、署名PDFを受領した後であっても、これをアップロードしない自由を</w:t>
+      </w:r>
+    </w:p>
+    <w:p>
+      <w:pPr>
+        <w:rPr>
+          <w:rFonts w:ascii="ヒラギノ明朝 ProN W3" w:eastAsia="ヒラギノ明朝 ProN W3" w:hAnsi="ヒラギノ明朝 ProN W3"/>
+          <w:sz w:val="20"/>
+          <w:szCs w:val="20"/>
+        </w:rPr>
+      </w:pPr>
+      <w:r>
+        <w:rPr>
+          <w:rFonts w:ascii="ヒラギノ明朝 ProN W3" w:eastAsia="ヒラギノ明朝 ProN W3" w:hAnsi="ヒラギノ明朝 ProN W3"/>
+          <w:sz w:val="20"/>
+          <w:szCs w:val="20"/>
+        </w:rPr>
+        <w:t>留保し、アップロードを行わない場合には、本契約は成立しないことにつき、ライセンシーはあらかじめ承諾します。</w:t>
       </w:r>
     </w:p>
     <w:p>
@@ -5514,50 +6632,83 @@
           <w:sz w:val="20"/>
           <w:szCs w:val="20"/>
         </w:rPr>
-        <w:t>Every concrete business arrangement under this master lives in a schedule. That is where your numbers and exact scope are.</w:t>
-      </w:r>
-    </w:p>
-    <w:p>
-      <w:pPr>
-        <w:rPr>
-          <w:rFonts w:ascii="ヒラギノ明朝 ProN W3" w:eastAsia="ヒラギノ明朝 ProN W3" w:hAnsi="ヒラギノ明朝 ProN W3"/>
-          <w:sz w:val="20"/>
-          <w:szCs w:val="20"/>
-        </w:rPr>
-      </w:pPr>
-    </w:p>
-    <w:p>
-      <w:pPr>
-        <w:rPr>
-          <w:rFonts w:ascii="ヒラギノ明朝 ProN W3" w:eastAsia="ヒラギノ明朝 ProN W3" w:hAnsi="ヒラギノ明朝 ProN W3"/>
-          <w:sz w:val="20"/>
-          <w:szCs w:val="20"/>
-        </w:rPr>
-      </w:pPr>
-      <w:r>
-        <w:rPr>
-          <w:rFonts w:ascii="ヒラギノ明朝 ProN W3" w:eastAsia="ヒラギノ明朝 ProN W3" w:hAnsi="ヒラギノ明朝 ProN W3"/>
-          <w:sz w:val="20"/>
-          <w:szCs w:val="20"/>
-        </w:rPr>
-        <w:t>2. 別紙は、本契約と一体として解釈され、本契約と矛盾・抵触する場合には、当該別紙において当該矛盾・抵触を</w:t>
-      </w:r>
-    </w:p>
-    <w:p>
-      <w:pPr>
-        <w:rPr>
-          <w:rFonts w:ascii="ヒラギノ明朝 ProN W3" w:eastAsia="ヒラギノ明朝 ProN W3" w:hAnsi="ヒラギノ明朝 ProN W3"/>
-          <w:sz w:val="20"/>
-          <w:szCs w:val="20"/>
-        </w:rPr>
-      </w:pPr>
-      <w:r>
-        <w:rPr>
-          <w:rFonts w:ascii="ヒラギノ明朝 ProN W3" w:eastAsia="ヒラギノ明朝 ProN W3" w:hAnsi="ヒラギノ明朝 ProN W3"/>
-          <w:sz w:val="20"/>
-          <w:szCs w:val="20"/>
-        </w:rPr>
-        <w:t>意図した旨が明示されていない限り、本契約の定めが優先します。</w:t>
+        <w:t>Just sending the signed PDF does not bind Kimura. He keeps the right to walk away by simply not uploading it. No upload, no contract. That asymmetry is intentional — like a bearer bond that only becomes live when it is actually lodged in the vault.</w:t>
+      </w:r>
+    </w:p>
+    <w:p>
+      <w:pPr>
+        <w:rPr>
+          <w:rFonts w:ascii="ヒラギノ明朝 ProN W3" w:eastAsia="ヒラギノ明朝 ProN W3" w:hAnsi="ヒラギノ明朝 ProN W3"/>
+          <w:sz w:val="20"/>
+          <w:szCs w:val="20"/>
+        </w:rPr>
+      </w:pPr>
+    </w:p>
+    <w:p>
+      <w:pPr>
+        <w:rPr>
+          <w:rFonts w:ascii="ヒラギノ明朝 ProN W3" w:eastAsia="ヒラギノ明朝 ProN W3" w:hAnsi="ヒラギノ明朝 ProN W3"/>
+          <w:sz w:val="20"/>
+          <w:szCs w:val="20"/>
+        </w:rPr>
+      </w:pPr>
+      <w:r>
+        <w:rPr>
+          <w:rFonts w:ascii="ヒラギノ明朝 ProN W3" w:eastAsia="ヒラギノ明朝 ProN W3" w:hAnsi="ヒラギノ明朝 ProN W3"/>
+          <w:sz w:val="20"/>
+          <w:szCs w:val="20"/>
+        </w:rPr>
+        <w:t>6.</w:t>
+      </w:r>
+      <w:r>
+        <w:rPr>
+          <w:rFonts w:ascii="ヒラギノ明朝 ProN W3" w:eastAsia="ヒラギノ明朝 ProN W3" w:hAnsi="ヒラギノ明朝 ProN W3"/>
+          <w:sz w:val="20"/>
+          <w:szCs w:val="20"/>
+        </w:rPr>
+        <w:t xml:space="preserve"> </w:t>
+      </w:r>
+      <w:r>
+        <w:rPr>
+          <w:rFonts w:ascii="ヒラギノ明朝 ProN W3" w:eastAsia="ヒラギノ明朝 ProN W3" w:hAnsi="ヒラギノ明朝 ProN W3"/>
+          <w:sz w:val="20"/>
+          <w:szCs w:val="20"/>
+        </w:rPr>
+        <w:t>ライセンシーは、上記手続に従って送付される署名PDF以外の電子メール、添付ファイル又は通信手段について、ライセンサーが本契約又は別紙に関する正式な申込み若しくは承諾として取り扱う義務を負わないことを承諾し、</w:t>
+      </w:r>
+    </w:p>
+    <w:p>
+      <w:pPr>
+        <w:rPr>
+          <w:rFonts w:ascii="ヒラギノ明朝 ProN W3" w:eastAsia="ヒラギノ明朝 ProN W3" w:hAnsi="ヒラギノ明朝 ProN W3"/>
+          <w:sz w:val="20"/>
+          <w:szCs w:val="20"/>
+        </w:rPr>
+      </w:pPr>
+      <w:r>
+        <w:rPr>
+          <w:rFonts w:ascii="ヒラギノ明朝 ProN W3" w:eastAsia="ヒラギノ明朝 ProN W3" w:hAnsi="ヒラギノ明朝 ProN W3"/>
+          <w:sz w:val="20"/>
+          <w:szCs w:val="20"/>
+        </w:rPr>
+        <w:t>ライセンシー側の内部処理上の誤送信又は件名誤記等を理由として、本契約の成立又は効力発生を主張しないもの</w:t>
+      </w:r>
+    </w:p>
+    <w:p>
+      <w:pPr>
+        <w:rPr>
+          <w:rFonts w:ascii="ヒラギノ明朝 ProN W3" w:eastAsia="ヒラギノ明朝 ProN W3" w:hAnsi="ヒラギノ明朝 ProN W3"/>
+          <w:sz w:val="20"/>
+          <w:szCs w:val="20"/>
+        </w:rPr>
+      </w:pPr>
+      <w:r>
+        <w:rPr>
+          <w:rFonts w:ascii="ヒラギノ明朝 ProN W3" w:eastAsia="ヒラギノ明朝 ProN W3" w:hAnsi="ヒラギノ明朝 ProN W3"/>
+          <w:sz w:val="20"/>
+          <w:szCs w:val="20"/>
+        </w:rPr>
+        <w:t>とします。</w:t>
       </w:r>
     </w:p>
     <w:p>
@@ -5589,189 +6740,18 @@
     <w:p>
       <w:pPr>
         <w:rPr>
-          <w:rFonts w:ascii="ヒラギノ明朝 ProN W3" w:eastAsia="ヒラギノ明朝 ProN W3" w:hAnsi="ヒラギノ明朝 ProN W3"/>
-          <w:sz w:val="20"/>
-          <w:szCs w:val="20"/>
-        </w:rPr>
-      </w:pPr>
-      <w:r>
-        <w:rPr>
-          <w:rFonts w:ascii="ヒラギノ明朝 ProN W3" w:eastAsia="ヒラギノ明朝 ProN W3" w:hAnsi="ヒラギノ明朝 ProN W3"/>
-          <w:sz w:val="20"/>
-          <w:szCs w:val="20"/>
-        </w:rPr>
-        <w:t>If a schedule contradicts the master and it does not explicitly say 'we intend to override the master here', the master wins.</w:t>
-      </w:r>
-    </w:p>
-    <w:p>
-      <w:pPr>
-        <w:rPr>
-          <w:rFonts w:ascii="ヒラギノ明朝 ProN W3" w:eastAsia="ヒラギノ明朝 ProN W3" w:hAnsi="ヒラギノ明朝 ProN W3"/>
-          <w:sz w:val="20"/>
-          <w:szCs w:val="20"/>
-        </w:rPr>
-      </w:pPr>
-    </w:p>
-    <w:p>
-      <w:pPr>
-        <w:rPr>
-          <w:rFonts w:ascii="ヒラギノ明朝 ProN W3" w:eastAsia="ヒラギノ明朝 ProN W3" w:hAnsi="ヒラギノ明朝 ProN W3"/>
-          <w:sz w:val="20"/>
-          <w:szCs w:val="20"/>
-        </w:rPr>
-      </w:pPr>
-      <w:r>
-        <w:rPr>
-          <w:rFonts w:ascii="ヒラギノ明朝 ProN W3" w:eastAsia="ヒラギノ明朝 ProN W3" w:hAnsi="ヒラギノ明朝 ProN W3"/>
-          <w:sz w:val="20"/>
-          <w:szCs w:val="20"/>
-        </w:rPr>
-        <w:t>3. 当事者は、必要に応じて複数の別紙を追加し得るものとし、それぞれの別紙は、本契約の枠内で独立した個別契約としての性質を併せ持つことを確認します。</w:t>
-      </w:r>
-    </w:p>
-    <w:p>
-      <w:pPr>
-        <w:rPr>
-          <w:rFonts w:ascii="ヒラギノ明朝 ProN W3" w:eastAsia="ヒラギノ明朝 ProN W3" w:hAnsi="ヒラギノ明朝 ProN W3"/>
-          <w:sz w:val="20"/>
-          <w:szCs w:val="20"/>
-        </w:rPr>
-      </w:pPr>
-    </w:p>
-    <w:p>
-      <w:pPr>
-        <w:rPr>
-          <w:rFonts w:ascii="ヒラギノ明朝 ProN W3" w:eastAsia="ヒラギノ明朝 ProN W3" w:hAnsi="ヒラギノ明朝 ProN W3"/>
-          <w:sz w:val="20"/>
-          <w:szCs w:val="20"/>
-        </w:rPr>
-      </w:pPr>
-      <w:r>
-        <w:rPr>
-          <w:rFonts w:ascii="ヒラギノ明朝 ProN W3" w:eastAsia="ヒラギノ明朝 ProN W3" w:hAnsi="ヒラギノ明朝 ProN W3"/>
-          <w:sz w:val="20"/>
-          <w:szCs w:val="20"/>
-        </w:rPr>
-        <w:t>Harvey Specter:</w:t>
-      </w:r>
-    </w:p>
-    <w:p>
-      <w:pPr>
-        <w:rPr>
-          <w:rFonts w:ascii="ヒラギノ明朝 ProN W3" w:eastAsia="ヒラギノ明朝 ProN W3" w:hAnsi="ヒラギノ明朝 ProN W3"/>
-          <w:sz w:val="20"/>
-          <w:szCs w:val="20"/>
-        </w:rPr>
-      </w:pPr>
-      <w:r>
-        <w:rPr>
-          <w:rFonts w:ascii="ヒラギノ明朝 ProN W3" w:eastAsia="ヒラギノ明朝 ProN W3" w:hAnsi="ヒラギノ明朝 ProN W3"/>
-          <w:sz w:val="20"/>
-          <w:szCs w:val="20"/>
-        </w:rPr>
-        <w:t>You can stack multiple annexes over time. Each is its own deal, but they are all anchored to this master framework.</w:t>
-      </w:r>
-    </w:p>
-    <w:p>
-      <w:pPr>
-        <w:rPr>
-          <w:rFonts w:ascii="ヒラギノ明朝 ProN W3" w:eastAsia="ヒラギノ明朝 ProN W3" w:hAnsi="ヒラギノ明朝 ProN W3"/>
-          <w:sz w:val="20"/>
-          <w:szCs w:val="20"/>
-        </w:rPr>
-      </w:pPr>
-    </w:p>
-    <w:p>
-      <w:pPr>
-        <w:rPr>
-          <w:rFonts w:ascii="ヒラギノ明朝 ProN W3" w:eastAsia="ヒラギノ明朝 ProN W3" w:hAnsi="ヒラギノ明朝 ProN W3"/>
-          <w:sz w:val="20"/>
-          <w:szCs w:val="20"/>
-        </w:rPr>
-      </w:pPr>
-      <w:r>
-        <w:rPr>
           <w:rFonts w:ascii="ヒラギノ明朝 ProN W3" w:eastAsia="ヒラギノ明朝 ProN W3" w:hAnsi="ヒラギノ明朝 ProN W3" w:hint="eastAsia"/>
           <w:sz w:val="20"/>
           <w:szCs w:val="20"/>
         </w:rPr>
-        <w:t>本マスター契約の署名欄、日付、当事者表示、並びに個別の料金・プラン・対象著作物等は、各ライセンシーごとに</w:t>
-      </w:r>
-    </w:p>
-    <w:p>
-      <w:pPr>
-        <w:rPr>
-          <w:rFonts w:ascii="ヒラギノ明朝 ProN W3" w:eastAsia="ヒラギノ明朝 ProN W3" w:hAnsi="ヒラギノ明朝 ProN W3"/>
-          <w:sz w:val="20"/>
-          <w:szCs w:val="20"/>
-        </w:rPr>
-      </w:pPr>
-      <w:r>
-        <w:rPr>
-          <w:rFonts w:ascii="ヒラギノ明朝 ProN W3" w:eastAsia="ヒラギノ明朝 ProN W3" w:hAnsi="ヒラギノ明朝 ProN W3" w:hint="eastAsia"/>
-          <w:sz w:val="20"/>
-          <w:szCs w:val="20"/>
-        </w:rPr>
-        <w:t>作成される別紙</w:t>
-      </w:r>
-      <w:r>
-        <w:rPr>
-          <w:rFonts w:ascii="ヒラギノ明朝 ProN W3" w:eastAsia="ヒラギノ明朝 ProN W3" w:hAnsi="ヒラギノ明朝 ProN W3" w:hint="eastAsia"/>
-          <w:sz w:val="20"/>
-          <w:szCs w:val="20"/>
-        </w:rPr>
-        <w:t>及び</w:t>
-      </w:r>
-      <w:r>
-        <w:rPr>
-          <w:rFonts w:ascii="ヒラギノ明朝 ProN W3" w:eastAsia="ヒラギノ明朝 ProN W3" w:hAnsi="ヒラギノ明朝 ProN W3" w:hint="eastAsia"/>
-          <w:sz w:val="20"/>
-          <w:szCs w:val="20"/>
-        </w:rPr>
-        <w:t>署名ページにおいて定められるものとします。</w:t>
-      </w:r>
-    </w:p>
-    <w:p>
-      <w:pPr>
-        <w:rPr>
-          <w:rFonts w:ascii="ヒラギノ明朝 ProN W3" w:eastAsia="ヒラギノ明朝 ProN W3" w:hAnsi="ヒラギノ明朝 ProN W3"/>
-          <w:sz w:val="20"/>
-          <w:szCs w:val="20"/>
-        </w:rPr>
-      </w:pPr>
-    </w:p>
-    <w:p>
-      <w:pPr>
-        <w:rPr>
-          <w:rFonts w:ascii="ヒラギノ明朝 ProN W3" w:eastAsia="ヒラギノ明朝 ProN W3" w:hAnsi="ヒラギノ明朝 ProN W3"/>
-          <w:sz w:val="20"/>
-          <w:szCs w:val="20"/>
-        </w:rPr>
-      </w:pPr>
-      <w:r>
-        <w:rPr>
-          <w:rFonts w:ascii="ヒラギノ明朝 ProN W3" w:eastAsia="ヒラギノ明朝 ProN W3" w:hAnsi="ヒラギノ明朝 ProN W3"/>
-          <w:sz w:val="20"/>
-          <w:szCs w:val="20"/>
-        </w:rPr>
-        <w:t>Harvey Specter:</w:t>
-      </w:r>
-    </w:p>
-    <w:p>
-      <w:pPr>
-        <w:rPr>
-          <w:rFonts w:ascii="ヒラギノ明朝 ProN W3" w:eastAsia="ヒラギノ明朝 ProN W3" w:hAnsi="ヒラギノ明朝 ProN W3"/>
-          <w:sz w:val="20"/>
-          <w:szCs w:val="20"/>
-        </w:rPr>
-      </w:pPr>
-      <w:r>
-        <w:rPr>
-          <w:rFonts w:ascii="ヒラギノ明朝 ProN W3" w:eastAsia="ヒラギノ明朝 ProN W3" w:hAnsi="ヒラギノ明朝 ProN W3"/>
-          <w:sz w:val="20"/>
-          <w:szCs w:val="20"/>
-        </w:rPr>
-        <w:t>Signature blocks, dates, prices, and plan names are all handled per counterparty in the annexes and signature pages. This master is the skeleton. Every specific deal you strike will hang its flesh on these bones.</w:t>
+      </w:pPr>
+      <w:r>
+        <w:rPr>
+          <w:rFonts w:ascii="ヒラギノ明朝 ProN W3" w:eastAsia="ヒラギノ明朝 ProN W3" w:hAnsi="ヒラギノ明朝 ProN W3"/>
+          <w:sz w:val="20"/>
+          <w:szCs w:val="20"/>
+        </w:rPr>
+        <w:t>If you mis-send, mistype the subject, or route it through another channel, that is on you. You cannot later claim “but we intended to contract.” Intent without the prescribed procedure does not create this deal.</w:t>
       </w:r>
     </w:p>
     <w:sectPr>
